--- a/Задача від 14.10.2026 переклад французька/2. Позиции и аналитические материалы по существу расследования/20260324 Position sur le volet Fiscalite theorique.docx
+++ b/Задача від 14.10.2026 переклад французька/2. Позиции и аналитические материалы по существу расследования/20260324 Position sur le volet Fiscalite theorique.docx
@@ -10,6 +10,7 @@
           <w:b/>
           <w:bCs/>
         </w:rPr>
+        <w:spacing w:before="120" w:after="0" w:line="276" w:lineRule="auto"/>
       </w:pPr>
       <w:r>
         <w:t>POSITION</w:t>
@@ -26,6 +27,7 @@
           <w:bCs/>
           <w:szCs w:val="22"/>
         </w:rPr>
+        <w:spacing w:before="120" w:after="0" w:line="276" w:lineRule="auto"/>
       </w:pPr>
       <w:r/>
     </w:p>
@@ -38,6 +40,7 @@
           <w:bCs/>
           <w:szCs w:val="22"/>
         </w:rPr>
+        <w:spacing w:before="120" w:after="0" w:line="276" w:lineRule="auto"/>
       </w:pPr>
       <w:r>
         <w:t>Sommaire :</w:t>
@@ -53,6 +56,7 @@
         <w:ind w:left="567" w:hanging="567"/>
         <w:contextualSpacing w:val="0"/>
         <w:jc w:val="both"/>
+        <w:spacing w:before="120" w:after="0" w:line="276" w:lineRule="auto"/>
       </w:pPr>
       <w:r>
         <w:t>Position de l'accusation (Ukraine et France).</w:t>
@@ -68,6 +72,7 @@
         <w:ind w:left="567" w:hanging="567"/>
         <w:contextualSpacing w:val="0"/>
         <w:jc w:val="both"/>
+        <w:spacing w:before="120" w:after="0" w:line="276" w:lineRule="auto"/>
       </w:pPr>
       <w:r>
         <w:t>La législation de l'Ukraine distingue les ordres administratif et pénal d'établissement des infractions liées au non-paiement des impôts.</w:t>
@@ -83,6 +88,7 @@
         <w:ind w:left="567" w:hanging="567"/>
         <w:contextualSpacing w:val="0"/>
         <w:jc w:val="both"/>
+        <w:spacing w:before="120" w:after="0" w:line="276" w:lineRule="auto"/>
       </w:pPr>
       <w:r>
         <w:t>Procédure administrative. Les infractions fiscales en Ukraine sont établies exclusivement par le Service fiscal d'État de l'Ukraine (ci-après — GNS).</w:t>
@@ -99,6 +105,7 @@
         <w:ind w:left="1134" w:hanging="567"/>
         <w:contextualSpacing w:val="0"/>
         <w:jc w:val="both"/>
+        <w:spacing w:before="120" w:after="0" w:line="276" w:lineRule="auto"/>
       </w:pPr>
       <w:r>
         <w:t>Le GNS est l'unique organe de contrôle dans le domaine des relations juridiques fiscales.</w:t>
@@ -114,6 +121,7 @@
         <w:ind w:left="1134" w:hanging="567"/>
         <w:contextualSpacing w:val="0"/>
         <w:jc w:val="both"/>
+        <w:spacing w:before="120" w:after="0" w:line="276" w:lineRule="auto"/>
       </w:pPr>
       <w:r>
         <w:t>L'infraction fiscale est établie seulement selon les résultats du contrôle fiscal, de la vérification et de la fixation de ses résultats.</w:t>
@@ -129,6 +137,7 @@
         <w:ind w:left="1134" w:hanging="567"/>
         <w:contextualSpacing w:val="0"/>
         <w:jc w:val="both"/>
+        <w:spacing w:before="120" w:after="0" w:line="276" w:lineRule="auto"/>
       </w:pPr>
       <w:r>
         <w:t>L'avis-décision fiscal est la seule forme de détermination de l'obligation fiscale par l'organe de contrôle.</w:t>
@@ -144,6 +153,7 @@
         <w:ind w:left="1134" w:hanging="567"/>
         <w:contextualSpacing w:val="0"/>
         <w:jc w:val="both"/>
+        <w:spacing w:before="120" w:after="0" w:line="276" w:lineRule="auto"/>
       </w:pPr>
       <w:r>
         <w:t>La décision du GNS entre en vigueur légale et devient définitive seulement après l'achèvement de la procédure de recours administratif ou judiciaire.</w:t>
@@ -159,6 +169,7 @@
         <w:ind w:left="1134" w:hanging="567"/>
         <w:contextualSpacing w:val="0"/>
         <w:jc w:val="both"/>
+        <w:spacing w:before="120" w:after="0" w:line="276" w:lineRule="auto"/>
       </w:pPr>
       <w:r>
         <w:t>La loi établit des délais limites de prescription pour la détection des infractions fiscales et l'application des sanctions.</w:t>
@@ -174,6 +185,7 @@
         <w:ind w:left="567" w:hanging="567"/>
         <w:contextualSpacing w:val="0"/>
         <w:jc w:val="both"/>
+        <w:spacing w:before="120" w:after="0" w:line="276" w:lineRule="auto"/>
       </w:pPr>
       <w:r>
         <w:t>Procédure pénale. Le fait de la soustraction au paiement des impôts en Ukraine est établi exclusivement dans le cadre de la procédure pénale.</w:t>
@@ -189,6 +201,7 @@
         <w:ind w:left="1134" w:hanging="567"/>
         <w:contextualSpacing w:val="0"/>
         <w:jc w:val="both"/>
+        <w:spacing w:before="120" w:after="0" w:line="276" w:lineRule="auto"/>
       </w:pPr>
       <w:r>
         <w:t>Par le Code pénal de l'Ukraine est établie la responsabilité pour la soustraction au paiement des impôts, prévue par l'art. 212 du CP de l'Ukraine.</w:t>
@@ -204,6 +217,7 @@
         <w:ind w:left="1134" w:hanging="567"/>
         <w:contextualSpacing w:val="0"/>
         <w:jc w:val="both"/>
+        <w:spacing w:before="120" w:after="0" w:line="276" w:lineRule="auto"/>
       </w:pPr>
       <w:r>
         <w:t>L'enquête préliminaire de la soustraction au paiement des impôts est effectuée par un organe d'enquête préliminaire spécialement habilité.</w:t>
@@ -219,6 +233,7 @@
         <w:ind w:left="1134" w:hanging="567"/>
         <w:contextualSpacing w:val="0"/>
         <w:jc w:val="both"/>
+        <w:spacing w:before="120" w:after="0" w:line="276" w:lineRule="auto"/>
       </w:pPr>
       <w:r>
         <w:t>Le fait de la soustraction au paiement des impôts est établi exclusivement par un jugement de condamnation du tribunal entré en vigueur légale.</w:t>
@@ -234,6 +249,7 @@
         <w:ind w:left="1134" w:hanging="567"/>
         <w:contextualSpacing w:val="0"/>
         <w:jc w:val="both"/>
+        <w:spacing w:before="120" w:after="0" w:line="276" w:lineRule="auto"/>
       </w:pPr>
       <w:r>
         <w:t>La loi établit des délais limites de prescription pour l'engagement de la responsabilité pénale pour la soustraction au paiement des impôts.</w:t>
@@ -249,6 +265,7 @@
         <w:ind w:left="1134" w:hanging="567"/>
         <w:contextualSpacing w:val="0"/>
         <w:jc w:val="both"/>
+        <w:spacing w:before="120" w:after="0" w:line="276" w:lineRule="auto"/>
       </w:pPr>
       <w:r>
         <w:t>Le Code pénal de l'Ukraine prévoit un mécanisme spécial de dispense de la responsabilité pénale pour la soustraction au paiement des impôts.</w:t>
@@ -264,6 +281,7 @@
         <w:ind w:left="1134" w:hanging="567"/>
         <w:contextualSpacing w:val="0"/>
         <w:jc w:val="both"/>
+        <w:spacing w:before="120" w:after="0" w:line="276" w:lineRule="auto"/>
       </w:pPr>
       <w:r>
         <w:t>L'approche de la législation ukrainienne envers la soustraction au paiement des impôts en tant qu'infraction préalable possible pour l'art. 209 du CP de l'Ukraine.</w:t>
@@ -280,12 +298,16 @@
         <w:ind w:left="567" w:hanging="567"/>
         <w:contextualSpacing w:val="0"/>
         <w:jc w:val="both"/>
+        <w:spacing w:before="120" w:after="0" w:line="276" w:lineRule="auto"/>
       </w:pPr>
       <w:r>
         <w:t>Conclusions générales.</w:t>
       </w:r>
     </w:p>
     <w:p>
+      <w:pPr>
+        <w:spacing w:before="120" w:after="0" w:line="276" w:lineRule="auto"/>
+      </w:pPr>
       <w:r/>
     </w:p>
     <w:p>
@@ -302,6 +324,7 @@
           <w:bCs/>
           <w:szCs w:val="22"/>
         </w:rPr>
+        <w:spacing w:before="120" w:after="0" w:line="276" w:lineRule="auto"/>
       </w:pPr>
       <w:r>
         <w:t>Position de l'enquête.</w:t>
@@ -322,6 +345,7 @@
           <w:szCs w:val="22"/>
           <w:u w:val="single"/>
         </w:rPr>
+        <w:spacing w:before="120" w:after="0" w:line="276" w:lineRule="auto"/>
       </w:pPr>
       <w:r>
         <w:t>Affaire pénale n° 2314200 814 (France).</w:t>
@@ -330,6 +354,7 @@
     <w:p>
       <w:pPr>
         <w:jc w:val="both"/>
+        <w:spacing w:before="120" w:after="0" w:line="276" w:lineRule="auto"/>
       </w:pPr>
       <w:r>
         <w:t>Alexandre Boguslayev n'a systématiquement pas déclaré et a minoré ses revenus en Ukraine. Durant la période :</w:t>
@@ -345,6 +370,7 @@
         <w:ind w:left="567" w:hanging="425"/>
         <w:contextualSpacing w:val="0"/>
         <w:jc w:val="both"/>
+        <w:spacing w:before="120" w:after="0" w:line="276" w:lineRule="auto"/>
       </w:pPr>
       <w:r>
         <w:t>2000–2009 déclarés 120 144 euros ;</w:t>
@@ -360,6 +386,7 @@
         <w:ind w:left="567" w:hanging="425"/>
         <w:contextualSpacing w:val="0"/>
         <w:jc w:val="both"/>
+        <w:spacing w:before="120" w:after="0" w:line="276" w:lineRule="auto"/>
       </w:pPr>
       <w:r>
         <w:t>2010–2014 — 370 000 euros.</w:t>
@@ -368,6 +395,7 @@
     <w:p>
       <w:pPr>
         <w:jc w:val="both"/>
+        <w:spacing w:before="120" w:after="0" w:line="276" w:lineRule="auto"/>
       </w:pPr>
       <w:r>
         <w:t>Ce faisant, ont été acquis des biens immobiliers sans recours à des fonds de crédit pour un montant d'environ 2 480 000 euros.</w:t>
@@ -376,6 +404,7 @@
     <w:p>
       <w:pPr>
         <w:jc w:val="both"/>
+        <w:spacing w:before="120" w:after="0" w:line="276" w:lineRule="auto"/>
       </w:pPr>
       <w:r>
         <w:t>À compter de 2016 (a) les revenus n'étaient pas déclarés ; (b) Boguslayev A. restait résident fiscal de l'Ukraine ; (c) s'effectuait l'acquisition de biens immobiliers en France pour un montant d'environ 51 000 000 d'euros.</w:t>
@@ -384,6 +413,7 @@
     <w:p>
       <w:pPr>
         <w:jc w:val="both"/>
+        <w:spacing w:before="120" w:after="0" w:line="276" w:lineRule="auto"/>
       </w:pPr>
       <w:r>
         <w:t>Le financement de l'acquisition des actifs s'effectuait :</w:t>
@@ -399,6 +429,7 @@
         <w:ind w:left="567" w:hanging="425"/>
         <w:contextualSpacing w:val="0"/>
         <w:jc w:val="both"/>
+        <w:spacing w:before="120" w:after="0" w:line="276" w:lineRule="auto"/>
       </w:pPr>
       <w:r>
         <w:t>par l'intermédiaire de comptes dans des établissements bancaires de Suisse et de Monaco ;</w:t>
@@ -414,6 +445,7 @@
         <w:ind w:left="567" w:hanging="425"/>
         <w:contextualSpacing w:val="0"/>
         <w:jc w:val="both"/>
+        <w:spacing w:before="120" w:after="0" w:line="276" w:lineRule="auto"/>
       </w:pPr>
       <w:r>
         <w:t>avec l'utilisation de personnes morales étrangères (Panama, Belize, Seychelles, Chypre), qui agissaient comme créanciers, mais n'exerçaient pas d'activité économique réelle.</w:t>
@@ -422,6 +454,7 @@
     <w:p>
       <w:pPr>
         <w:jc w:val="both"/>
+        <w:spacing w:before="120" w:after="0" w:line="276" w:lineRule="auto"/>
       </w:pPr>
       <w:r>
         <w:t>L'enquête indique :</w:t>
@@ -437,6 +470,7 @@
         <w:ind w:left="567" w:hanging="425"/>
         <w:contextualSpacing w:val="0"/>
         <w:jc w:val="both"/>
+        <w:spacing w:before="120" w:after="0" w:line="276" w:lineRule="auto"/>
       </w:pPr>
       <w:r>
         <w:t>l'utilisation de revenus non déclarés ;</w:t>
@@ -452,6 +486,7 @@
         <w:ind w:left="567" w:hanging="425"/>
         <w:contextualSpacing w:val="0"/>
         <w:jc w:val="both"/>
+        <w:spacing w:before="120" w:after="0" w:line="276" w:lineRule="auto"/>
       </w:pPr>
       <w:r>
         <w:t>la discordance entre les revenus déclarés et les dépenses effectives ;</w:t>
@@ -467,6 +502,7 @@
         <w:ind w:left="567" w:hanging="425"/>
         <w:contextualSpacing w:val="0"/>
         <w:jc w:val="both"/>
+        <w:spacing w:before="120" w:after="0" w:line="276" w:lineRule="auto"/>
       </w:pPr>
       <w:r>
         <w:t>la dissimulation de l'origine réelle des fonds.</w:t>
@@ -475,6 +511,7 @@
     <w:p>
       <w:pPr>
         <w:jc w:val="both"/>
+        <w:spacing w:before="120" w:after="0" w:line="276" w:lineRule="auto"/>
       </w:pPr>
       <w:r>
         <w:t>Lesdits actes sont qualifiés de fraude fiscale.</w:t>
@@ -483,6 +520,7 @@
     <w:p>
       <w:pPr>
         <w:jc w:val="both"/>
+        <w:spacing w:before="120" w:after="0" w:line="276" w:lineRule="auto"/>
       </w:pPr>
       <w:r>
         <w:t>L'épisode ne constitue pas une procédure fiscale autonome, mais est considéré comme une infraction préalable pour le blanchiment de revenus.</w:t>
@@ -491,6 +529,7 @@
     <w:p>
       <w:pPr>
         <w:jc w:val="both"/>
+        <w:spacing w:before="120" w:after="0" w:line="276" w:lineRule="auto"/>
       </w:pPr>
       <w:r>
         <w:t>S'applique la présomption d'origine illicite des actifs (art. 324-1-1 du Code pénal français).</w:t>
@@ -499,6 +538,7 @@
     <w:p>
       <w:pPr>
         <w:jc w:val="both"/>
+        <w:spacing w:before="120" w:after="0" w:line="276" w:lineRule="auto"/>
       </w:pPr>
       <w:r/>
     </w:p>
@@ -515,6 +555,7 @@
         <w:rPr>
           <w:u w:val="single"/>
         </w:rPr>
+        <w:spacing w:before="120" w:after="0" w:line="276" w:lineRule="auto"/>
       </w:pPr>
       <w:r>
         <w:t>Procédure pénale n° 22017000000000272 (Ukraine), dans le cadre de laquelle a été remise la notification de suspicion.</w:t>
@@ -523,6 +564,7 @@
     <w:p>
       <w:pPr>
         <w:jc w:val="both"/>
+        <w:spacing w:before="120" w:after="0" w:line="276" w:lineRule="auto"/>
       </w:pPr>
       <w:r>
         <w:t>La procédure pénale est menée sur les faits de prise de possession des actions de la SA « Motor Sich » et de blanchiment ultérieur des fonds obtenus de leur réalisation (partie 5 de l'art. 191, partie 3 de l'art. 209 du CP de l'Ukraine).</w:t>
@@ -531,6 +573,7 @@
     <w:p>
       <w:pPr>
         <w:jc w:val="both"/>
+        <w:spacing w:before="120" w:after="0" w:line="276" w:lineRule="auto"/>
       </w:pPr>
       <w:r>
         <w:t>Dans le cadre de cette procédure, la notification de suspicion a été remise :</w:t>
@@ -546,6 +589,7 @@
         <w:ind w:left="568" w:hanging="284"/>
         <w:contextualSpacing w:val="0"/>
         <w:jc w:val="both"/>
+        <w:spacing w:before="120" w:after="0" w:line="276" w:lineRule="auto"/>
       </w:pPr>
       <w:r>
         <w:t>à Boguslayev V. — au titre de la partie 5 de l'art. 191, de la partie 3 de l'art. 209 du CP de l'Ukraine ;</w:t>
@@ -561,6 +605,7 @@
         <w:ind w:left="568" w:hanging="284"/>
         <w:contextualSpacing w:val="0"/>
         <w:jc w:val="both"/>
+        <w:spacing w:before="120" w:after="0" w:line="276" w:lineRule="auto"/>
       </w:pPr>
       <w:r>
         <w:t>à Boguslayev A. — au titre de la partie 3 de l'art. 209 du CP de l'Ukraine.</w:t>
@@ -569,6 +614,7 @@
     <w:p>
       <w:pPr>
         <w:jc w:val="both"/>
+        <w:spacing w:before="120" w:after="0" w:line="276" w:lineRule="auto"/>
       </w:pPr>
       <w:r>
         <w:t>Dans le même temps, dans la notification de suspicion à Boguslayev A. sont absentes toutes affirmations, circonstances ou qualification juridique liées à la soustraction au paiement des impôts.</w:t>
@@ -577,6 +623,7 @@
     <w:p>
       <w:pPr>
         <w:jc w:val="both"/>
+        <w:spacing w:before="120" w:after="0" w:line="276" w:lineRule="auto"/>
       </w:pPr>
       <w:r>
         <w:t>De telles circonstances ne sont pas formulées comme un épisode d'accusation distinct et ne sont pas posées à la base de la suspicion.</w:t>
@@ -585,9 +632,10 @@
     <w:p>
       <w:pPr>
         <w:jc w:val="both"/>
-      </w:pPr>
-      <w:r>
-        <w:t>Ce faisant, dans l'extrait du Registre unique des enquêtes préliminaires (ERDR) figurent des renseignements sur une procédure pénale portant sur les faits, inscrits le 04/08/2017 au titre de la partie 3 de l'art. 212 du CP de l'Ukraine.</w:t>
+        <w:spacing w:before="120" w:after="0" w:line="276" w:lineRule="auto"/>
+      </w:pPr>
+      <w:r>
+        <w:t>Ce faisant, dans l'extrait du Registre unique des enquêtes préliminaires (ERDR) figurent des renseignements sur une procédure pénale portant sur les faits, inscrits le 4 août 2017 au titre de la partie 3 de l'art. 212 du CP de l'Ukraine.</w:t>
       </w:r>
     </w:p>
     <w:p>
@@ -596,6 +644,7 @@
         <w:ind w:left="0"/>
         <w:contextualSpacing w:val="0"/>
         <w:jc w:val="both"/>
+        <w:spacing w:before="120" w:after="0" w:line="276" w:lineRule="auto"/>
       </w:pPr>
       <w:r>
         <w:t>Exposé des faits : « Soustraction au paiement des impôts par les personnes exerçant des fonctions dirigeantes de la SA « Motor Sich » en lien avec la minimisation de la valeur des biens privatisés ».</w:t>
@@ -604,6 +653,7 @@
     <w:p>
       <w:pPr>
         <w:jc w:val="both"/>
+        <w:spacing w:before="120" w:after="0" w:line="276" w:lineRule="auto"/>
       </w:pPr>
       <w:r>
         <w:t>Cependant, ledit exposé des faits :</w:t>
@@ -619,6 +669,7 @@
         <w:ind w:left="567" w:hanging="425"/>
         <w:contextualSpacing w:val="0"/>
         <w:jc w:val="both"/>
+        <w:spacing w:before="120" w:after="0" w:line="276" w:lineRule="auto"/>
       </w:pPr>
       <w:r>
         <w:t>ne détaille pas les circonstances concrètes de l'acte ;</w:t>
@@ -634,6 +685,7 @@
         <w:ind w:left="567" w:hanging="425"/>
         <w:contextualSpacing w:val="0"/>
         <w:jc w:val="both"/>
+        <w:spacing w:before="120" w:after="0" w:line="276" w:lineRule="auto"/>
       </w:pPr>
       <w:r>
         <w:t>ne contient pas de référence à Boguslayev A. en tant que sujet ;</w:t>
@@ -649,6 +701,7 @@
         <w:ind w:left="567" w:hanging="425"/>
         <w:contextualSpacing w:val="0"/>
         <w:jc w:val="both"/>
+        <w:spacing w:before="120" w:after="0" w:line="276" w:lineRule="auto"/>
       </w:pPr>
       <w:r>
         <w:t>n'a pas été transformé en notification de suspicion à Boguslayev A.</w:t>
@@ -664,6 +717,7 @@
           <w:b/>
           <w:bCs/>
         </w:rPr>
+        <w:spacing w:before="120" w:after="0" w:line="276" w:lineRule="auto"/>
       </w:pPr>
       <w:r>
         <w:t>Ainsi, dans la Procédure pénale sont absents tous soupçons, accusations ou prétentions envers Boguslayev A. au titre du fait de la soustraction au paiement des impôts.</w:t>
@@ -679,6 +733,7 @@
           <w:b/>
           <w:bCs/>
         </w:rPr>
+        <w:spacing w:before="120" w:after="0" w:line="276" w:lineRule="auto"/>
       </w:pPr>
       <w:r>
         <w:t>Les renseignements inscrits à l'ERDR revêtent exclusivement le caractère d'une procédure pénale portant sur les faits, qui n'est pas concrétisée, n'est pas personnifiée et n'est effectivement pas formée comme un objet d'enquête autonome.</w:t>
@@ -692,6 +747,7 @@
           <w:b/>
           <w:bCs/>
         </w:rPr>
+        <w:spacing w:before="120" w:after="0" w:line="276" w:lineRule="auto"/>
       </w:pPr>
       <w:r/>
     </w:p>
@@ -709,6 +765,7 @@
           <w:b/>
           <w:bCs/>
         </w:rPr>
+        <w:spacing w:before="120" w:after="0" w:line="276" w:lineRule="auto"/>
       </w:pPr>
       <w:r>
         <w:t>La législation de l'Ukraine distingue les ordres administratif et pénal d'établissement des infractions liées au non-paiement des impôts.</w:t>
@@ -717,6 +774,7 @@
     <w:p>
       <w:pPr>
         <w:jc w:val="both"/>
+        <w:spacing w:before="120" w:after="0" w:line="276" w:lineRule="auto"/>
       </w:pPr>
       <w:r>
         <w:t>La législation de l'Ukraine distingue les questions de paiement des impôts et de responsabilité pour leur non-paiement en deux ordres distincts : administratif et pénal.</w:t>
@@ -725,6 +783,7 @@
     <w:p>
       <w:pPr>
         <w:jc w:val="both"/>
+        <w:spacing w:before="120" w:after="0" w:line="276" w:lineRule="auto"/>
       </w:pPr>
       <w:r>
         <w:t>L'ordre administratif est régi par le Code fiscal de l'Ukraine (ci-après — CF de l'Ukraine).</w:t>
@@ -733,6 +792,7 @@
     <w:p>
       <w:pPr>
         <w:jc w:val="both"/>
+        <w:spacing w:before="120" w:after="0" w:line="276" w:lineRule="auto"/>
       </w:pPr>
       <w:r>
         <w:t>Dans son cadre sont établies les infractions fiscales, sont déterminées les obligations fiscales, sont adoptées les décisions par l'organe de contrôle, sont tranchées les questions de leur contestation et de l'application des sanctions financières.</w:t>
@@ -741,6 +801,7 @@
     <w:p>
       <w:pPr>
         <w:jc w:val="both"/>
+        <w:spacing w:before="120" w:after="0" w:line="276" w:lineRule="auto"/>
       </w:pPr>
       <w:r>
         <w:t>L'ordre pénal est régi par le Code pénal de l'Ukraine (ci-après — CP de l'Ukraine) et le Code de procédure pénale de l'Ukraine (ci-après — CPP de l'Ukraine).</w:t>
@@ -749,6 +810,7 @@
     <w:p>
       <w:pPr>
         <w:jc w:val="both"/>
+        <w:spacing w:before="120" w:after="0" w:line="276" w:lineRule="auto"/>
       </w:pPr>
       <w:r>
         <w:t>Dans son cadre est tranchée la question de savoir si les actes de la personne contiennent les éléments constitutifs d'une infraction, s'il existe des motifs pour l'enquête préliminaire, l'examen judiciaire et l'établissement de la culpabilité par un jugement de condamnation du tribunal.</w:t>
@@ -757,6 +819,7 @@
     <w:p>
       <w:pPr>
         <w:jc w:val="both"/>
+        <w:spacing w:before="120" w:after="0" w:line="276" w:lineRule="auto"/>
       </w:pPr>
       <w:r>
         <w:t>De tels ordres sont autonomes, peuvent être appliqués séparément ou parallèlement et ne s'excluent pas l'un l'autre.</w:t>
@@ -765,6 +828,7 @@
     <w:p>
       <w:pPr>
         <w:jc w:val="both"/>
+        <w:spacing w:before="120" w:after="0" w:line="276" w:lineRule="auto"/>
       </w:pPr>
       <w:r>
         <w:t>Ainsi, l'infraction fiscale et la responsabilité pénale pour la soustraction au paiement des impôts en Ukraine ne sont pas mutuellement exclusives. Elles ont un objet de preuve différent, des organes compétents différents et des conséquences juridiques différentes.</w:t>
@@ -780,6 +844,7 @@
           <w:b/>
           <w:bCs/>
         </w:rPr>
+        <w:spacing w:before="120" w:after="0" w:line="276" w:lineRule="auto"/>
       </w:pPr>
       <w:r/>
     </w:p>
@@ -797,6 +862,7 @@
           <w:b/>
           <w:bCs/>
         </w:rPr>
+        <w:spacing w:before="120" w:after="0" w:line="276" w:lineRule="auto"/>
       </w:pPr>
       <w:r>
         <w:t>Procédure administrative. Les infractions fiscales en Ukraine sont établies exclusivement par le Service fiscal d'État de l'Ukraine.</w:t>
@@ -815,6 +881,7 @@
         <w:rPr>
           <w:u w:val="single"/>
         </w:rPr>
+        <w:spacing w:before="120" w:after="0" w:line="276" w:lineRule="auto"/>
       </w:pPr>
       <w:r>
         <w:t>Le GNS est l'unique organe de contrôle dans le domaine des relations juridiques fiscales.</w:t>
@@ -824,6 +891,7 @@
     <w:p>
       <w:pPr>
         <w:jc w:val="both"/>
+        <w:spacing w:before="120" w:after="0" w:line="276" w:lineRule="auto"/>
       </w:pPr>
       <w:r>
         <w:t>Selon le point 41.1 de l'art. 41 du CF de l'Ukraine, les organes de contrôle sont l'organe central du pouvoir exécutif mettant en œuvre la politique fiscale de l'État, et ses organes territoriaux.</w:t>
@@ -832,6 +900,7 @@
     <w:p>
       <w:pPr>
         <w:jc w:val="both"/>
+        <w:spacing w:before="120" w:after="0" w:line="276" w:lineRule="auto"/>
       </w:pPr>
       <w:r>
         <w:t>Selon le point 61.1 de l'art. 61 du CF de l'Ukraine, le contrôle fiscal est un système de mesures prises par les organes de contrôle afin de contrôler l'exactitude du calcul, l'exhaustivité et la ponctualité du paiement des impôts et taxes.</w:t>
@@ -840,6 +909,7 @@
     <w:p>
       <w:pPr>
         <w:jc w:val="both"/>
+        <w:spacing w:before="120" w:after="0" w:line="276" w:lineRule="auto"/>
       </w:pPr>
       <w:r>
         <w:t>Conformément au point 61.2 de l'art. 61 du CF de l'Ukraine, le contrôle fiscal est effectué précisément par les organes indiqués à l'art. 41 du CF de l'Ukraine, dans les limites de leurs compétences.</w:t>
@@ -848,6 +918,7 @@
     <w:p>
       <w:pPr>
         <w:jc w:val="both"/>
+        <w:spacing w:before="120" w:after="0" w:line="276" w:lineRule="auto"/>
       </w:pPr>
       <w:r>
         <w:t>Au moment des actes prétendument incriminés en 2016, les fonctions de l'organe central du pouvoir exécutif mettant en œuvre la politique fiscale de l'État étaient exercées par le Service fiscal d'État de l'Ukraine (ci-après — GFS)</w:t>
@@ -856,22 +927,25 @@
     <w:p>
       <w:pPr>
         <w:jc w:val="both"/>
-      </w:pPr>
-      <w:r>
-        <w:t>Cela était prévu par le point 1 du Règlement sur le Service fiscal d'État de l'Ukraine, approuvé par la résolution du Cabinet des ministres de l'Ukraine du 21/05/2014 n° 236.</w:t>
-      </w:r>
-    </w:p>
-    <w:p>
-      <w:pPr>
-        <w:jc w:val="both"/>
-      </w:pPr>
-      <w:r>
-        <w:t>Dans le même temps, selon le Règlement sur le Service fiscal d'État de l'Ukraine, approuvé par la résolution du Cabinet des ministres de l'Ukraine du 06/03/2019 n° 227, le GNS de l'Ukraine est l'organe central du pouvoir exécutif qui met en œuvre la politique fiscale de l'État.</w:t>
-      </w:r>
-    </w:p>
-    <w:p>
-      <w:pPr>
-        <w:jc w:val="both"/>
+        <w:spacing w:before="120" w:after="0" w:line="276" w:lineRule="auto"/>
+      </w:pPr>
+      <w:r>
+        <w:t>Cela était prévu par le point 1 du Règlement sur le Service fiscal d'État de l'Ukraine, approuvé par la résolution du Cabinet des ministres de l'Ukraine du 21 mai 2014 n° 236.</w:t>
+      </w:r>
+    </w:p>
+    <w:p>
+      <w:pPr>
+        <w:jc w:val="both"/>
+        <w:spacing w:before="120" w:after="0" w:line="276" w:lineRule="auto"/>
+      </w:pPr>
+      <w:r>
+        <w:t>Dans le même temps, selon le Règlement sur le Service fiscal d'État de l'Ukraine, approuvé par la résolution du Cabinet des ministres de l'Ukraine du 6 mars 2019 n° 227, le GNS de l'Ukraine est l'organe central du pouvoir exécutif qui met en œuvre la politique fiscale de l'État.</w:t>
+      </w:r>
+    </w:p>
+    <w:p>
+      <w:pPr>
+        <w:jc w:val="both"/>
+        <w:spacing w:before="120" w:after="0" w:line="276" w:lineRule="auto"/>
       </w:pPr>
       <w:r>
         <w:t>Par conséquent, en 2016, l'organe de contrôle dans le domaine des relations juridiques fiscales était le GFS de l'Ukraine, et selon la réglementation juridique en vigueur — le GNS de l'Ukraine. C'est précisément cet organe et ses organes territoriaux qui sont habilités à :</w:t>
@@ -889,6 +963,7 @@
         </w:tabs>
         <w:ind w:left="567" w:hanging="425"/>
         <w:jc w:val="both"/>
+        <w:spacing w:before="120" w:after="0" w:line="276" w:lineRule="auto"/>
       </w:pPr>
       <w:r>
         <w:t>effectuer le contrôle fiscal ;</w:t>
@@ -906,6 +981,7 @@
         </w:tabs>
         <w:ind w:left="567" w:hanging="425"/>
         <w:jc w:val="both"/>
+        <w:spacing w:before="120" w:after="0" w:line="276" w:lineRule="auto"/>
       </w:pPr>
       <w:r>
         <w:t>établir les infractions à la législation fiscale ;</w:t>
@@ -923,6 +999,7 @@
         </w:tabs>
         <w:ind w:left="567" w:hanging="425"/>
         <w:jc w:val="both"/>
+        <w:spacing w:before="120" w:after="0" w:line="276" w:lineRule="auto"/>
       </w:pPr>
       <w:r>
         <w:t>déterminer les conséquences fiscales pour le contribuable.</w:t>
@@ -931,6 +1008,7 @@
     <w:p>
       <w:pPr>
         <w:jc w:val="both"/>
+        <w:spacing w:before="120" w:after="0" w:line="276" w:lineRule="auto"/>
       </w:pPr>
       <w:r>
         <w:t>En conséquence, aucun autre organe, y compris un organe d'enquête préliminaire, ne peut se substituer à la compétence de l'organe de contrôle sur les questions d'établissement de l'infraction fiscale.</w:t>
@@ -939,6 +1017,7 @@
     <w:p>
       <w:pPr>
         <w:jc w:val="both"/>
+        <w:spacing w:before="120" w:after="0" w:line="276" w:lineRule="auto"/>
       </w:pPr>
       <w:r/>
     </w:p>
@@ -955,6 +1034,7 @@
         <w:rPr>
           <w:u w:val="single"/>
         </w:rPr>
+        <w:spacing w:before="120" w:after="0" w:line="276" w:lineRule="auto"/>
       </w:pPr>
       <w:r>
         <w:t>L'infraction fiscale est établie seulement d'après les résultats du contrôle fiscal et de la vérification.</w:t>
@@ -970,6 +1050,7 @@
           <w:rFonts w:eastAsia="Times New Roman" w:cs="Times New Roman"/>
           <w:lang w:eastAsia="uk-UA"/>
         </w:rPr>
+        <w:spacing w:before="120" w:after="0" w:line="276" w:lineRule="auto"/>
       </w:pPr>
       <w:r>
         <w:t>Conformément au point 62.1 de l'art. 62 du CF de l'Ukraine, le contrôle fiscal s'effectue, notamment, par la tenue de la comptabilité des contribuables, l'assistance informationnelle et analytique des activités des organes de contrôle, ainsi que par les vérifications et rapprochements conformément aux exigences du présent Code.</w:t>
@@ -985,6 +1066,7 @@
           <w:rFonts w:eastAsia="Times New Roman" w:cs="Times New Roman"/>
           <w:lang w:eastAsia="uk-UA"/>
         </w:rPr>
+        <w:spacing w:before="120" w:after="0" w:line="276" w:lineRule="auto"/>
       </w:pPr>
       <w:r>
         <w:t>Selon l'art. 75 du CF de l'Ukraine, les organes de contrôle ont le droit de mener des vérifications sur pièces, documentaires et factuelles.</w:t>
@@ -1000,6 +1082,7 @@
           <w:rFonts w:eastAsia="Times New Roman" w:cs="Times New Roman"/>
           <w:lang w:eastAsia="uk-UA"/>
         </w:rPr>
+        <w:spacing w:before="120" w:after="0" w:line="276" w:lineRule="auto"/>
       </w:pPr>
       <w:r>
         <w:t>C'est précisément la vérification qui est la forme procédurale dans le cadre de laquelle l'organe de contrôle examine les circonstances pouvant témoigner d'une infraction à la législation fiscale</w:t>
@@ -1015,6 +1098,7 @@
           <w:rFonts w:eastAsia="Times New Roman" w:cs="Times New Roman"/>
           <w:lang w:eastAsia="uk-UA"/>
         </w:rPr>
+        <w:spacing w:before="120" w:after="0" w:line="276" w:lineRule="auto"/>
       </w:pPr>
       <w:r>
         <w:t>Conformément au point 86.1 de l'art. 86 du CF de l'Ukraine, les résultats des vérifications sont rédigés sous la forme d'un procès-verbal ou d'une attestation. Si au cours de la vérification une infraction est constatée, cela est consigné dans le procès-verbal de vérification.</w:t>
@@ -1030,6 +1114,7 @@
           <w:rFonts w:eastAsia="Times New Roman" w:cs="Times New Roman"/>
           <w:lang w:eastAsia="uk-UA"/>
         </w:rPr>
+        <w:spacing w:before="120" w:after="0" w:line="276" w:lineRule="auto"/>
       </w:pPr>
       <w:r>
         <w:t>Selon le point 86.8 de l'art. 86 du CF de l'Ukraine, sur la base du procès-verbal de vérification, le dirigeant de l'organe de contrôle adopte l'avis-décision fiscal (ci-après — NUR) dans les délais fixés par la loi.</w:t>
@@ -1045,6 +1130,7 @@
           <w:rFonts w:eastAsia="Times New Roman" w:cs="Times New Roman"/>
           <w:lang w:eastAsia="uk-UA"/>
         </w:rPr>
+        <w:spacing w:before="120" w:after="0" w:line="276" w:lineRule="auto"/>
       </w:pPr>
       <w:r>
         <w:t>Par conséquent, le procès-verbal de vérification n'est pas une décision définitive en lui-même, mais sert de fondement procédural pour l'adoption de la décision correspondante par l'organe de contrôle.</w:t>
@@ -1060,6 +1146,7 @@
           <w:rFonts w:eastAsia="Times New Roman" w:cs="Times New Roman"/>
           <w:lang w:eastAsia="uk-UA"/>
         </w:rPr>
+        <w:spacing w:before="120" w:after="0" w:line="276" w:lineRule="auto"/>
       </w:pPr>
       <w:r>
         <w:t>Conformément au point 58.1 de l'art. 58 du CF de l'Ukraine, si le montant de l'obligation pécuniaire est déterminé par l'organe de contrôle conformément à l'art. 54 du CF de l'Ukraine, cet organe envoie (remet) au contribuable le NUR.</w:t>
@@ -1074,6 +1161,7 @@
         <w:rPr>
           <w:u w:val="single"/>
         </w:rPr>
+        <w:spacing w:before="120" w:after="0" w:line="276" w:lineRule="auto"/>
       </w:pPr>
       <w:r>
         <w:t>Ainsi, la procédure d'établissement de l'infraction fiscale en Ukraine comprend des étapes successives :</w:t>
@@ -1094,6 +1182,7 @@
           <w:rFonts w:eastAsia="Times New Roman" w:cs="Times New Roman"/>
           <w:lang w:eastAsia="uk-UA"/>
         </w:rPr>
+        <w:spacing w:before="120" w:after="0" w:line="276" w:lineRule="auto"/>
       </w:pPr>
       <w:r>
         <w:t>la mise en œuvre du contrôle fiscal ;</w:t>
@@ -1114,6 +1203,7 @@
           <w:rFonts w:eastAsia="Times New Roman" w:cs="Times New Roman"/>
           <w:lang w:eastAsia="uk-UA"/>
         </w:rPr>
+        <w:spacing w:before="120" w:after="0" w:line="276" w:lineRule="auto"/>
       </w:pPr>
       <w:r>
         <w:t>la tenue d'une vérification ;</w:t>
@@ -1134,6 +1224,7 @@
           <w:rFonts w:eastAsia="Times New Roman" w:cs="Times New Roman"/>
           <w:lang w:eastAsia="uk-UA"/>
         </w:rPr>
+        <w:spacing w:before="120" w:after="0" w:line="276" w:lineRule="auto"/>
       </w:pPr>
       <w:r>
         <w:t>la consignation des conclusions dans le procès-verbal de vérification ;</w:t>
@@ -1154,6 +1245,7 @@
           <w:rFonts w:eastAsia="Times New Roman" w:cs="Times New Roman"/>
           <w:lang w:eastAsia="uk-UA"/>
         </w:rPr>
+        <w:spacing w:before="120" w:after="0" w:line="276" w:lineRule="auto"/>
       </w:pPr>
       <w:r>
         <w:t>l'adoption de l'avis-décision fiscal.</w:t>
@@ -1168,6 +1260,7 @@
           <w:bCs/>
           <w:lang w:eastAsia="uk-UA"/>
         </w:rPr>
+        <w:spacing w:before="120" w:after="0" w:line="276" w:lineRule="auto"/>
       </w:pPr>
       <w:r>
         <w:t>En conséquence, aucune conclusion analytique, comparaison financière ou jugement de valeur émis hors du cadre de cette procédure ne peut être considéré comme un établissement régulier d'une infraction fiscale.</w:t>
@@ -1176,6 +1269,7 @@
     <w:p>
       <w:pPr>
         <w:jc w:val="both"/>
+        <w:spacing w:before="120" w:after="0" w:line="276" w:lineRule="auto"/>
       </w:pPr>
       <w:r>
         <w:t>Ainsi, l'infraction fiscale en Ukraine n'est pas présumée. Elle ne peut être établie que d'après les résultats du contrôle fiscal et de la vérification, formalisés dans l'ordre prévu par la loi.</w:t>
@@ -1188,9 +1282,10 @@
           <w:rFonts w:eastAsia="Times New Roman" w:cs="Times New Roman"/>
           <w:lang w:eastAsia="uk-UA"/>
         </w:rPr>
-      </w:pPr>
-      <w:r>
-        <w:t>La Cour suprême a exprimé une position juridique similaire dans son arrêt du 14/01/2025 dans l'affaire n° 583/2063/16-k, en indiquant que l'organe d'enquête préliminaire ne peut pas se substituer à l'organe de contrôle et effectuer de manière autonome les calculs fiscaux.</w:t>
+        <w:spacing w:before="120" w:after="0" w:line="276" w:lineRule="auto"/>
+      </w:pPr>
+      <w:r>
+        <w:t>La Cour suprême a exprimé une position juridique similaire dans son arrêt du 14 janvier 2025 dans l'affaire n° 583/2063/16-k, en indiquant que l'organe d'enquête préliminaire ne peut pas se substituer à l'organe de contrôle et effectuer de manière autonome les calculs fiscaux.</w:t>
       </w:r>
     </w:p>
     <w:p>
@@ -1202,6 +1297,7 @@
           <w:bCs/>
           <w:lang w:eastAsia="uk-UA"/>
         </w:rPr>
+        <w:spacing w:before="120" w:after="0" w:line="276" w:lineRule="auto"/>
       </w:pPr>
       <w:r>
         <w:t>Par conséquent, si l'organe de contrôle n'a pas effectué de vérification et n'a pas consigné ses résultats dans la forme prescrite par la loi, l'infraction fiscale est réputée non établie.</w:t>
@@ -1215,6 +1311,7 @@
         <w:rPr>
           <w:u w:val="single"/>
         </w:rPr>
+        <w:spacing w:before="120" w:after="0" w:line="276" w:lineRule="auto"/>
       </w:pPr>
       <w:r/>
     </w:p>
@@ -1230,6 +1327,7 @@
         <w:rPr>
           <w:u w:val="single"/>
         </w:rPr>
+        <w:spacing w:before="120" w:after="0" w:line="276" w:lineRule="auto"/>
       </w:pPr>
       <w:r>
         <w:t>L'avis-décision fiscal est l'unique forme d'établissement de l'obligation par l'organe de contrôle.</w:t>
@@ -1238,6 +1336,7 @@
     <w:p>
       <w:pPr>
         <w:jc w:val="both"/>
+        <w:spacing w:before="120" w:after="0" w:line="276" w:lineRule="auto"/>
       </w:pPr>
       <w:r>
         <w:t>Conformément au sous-point 14.1.157 du point 14.1 de l'art. 14 du CF de l'Ukraine, le NUR est une notification écrite de l'organe de contrôle sur l'obligation du contribuable de payer le montant de l'obligation pécuniaire, déterminé par l'organe de contrôle.</w:t>
@@ -1246,6 +1345,7 @@
     <w:p>
       <w:pPr>
         <w:jc w:val="both"/>
+        <w:spacing w:before="120" w:after="0" w:line="276" w:lineRule="auto"/>
       </w:pPr>
       <w:r>
         <w:t>Selon le sous-point 14.1.39 du point 14.1 de l'art. 14 du CF de l'Ukraine, l'obligation pécuniaire du contribuable est le montant des fonds que le contribuable doit payer au budget correspondant dans l'ordre et les délais fixés par la législation.</w:t>
@@ -1254,6 +1354,7 @@
     <w:p>
       <w:pPr>
         <w:jc w:val="both"/>
+        <w:spacing w:before="120" w:after="0" w:line="276" w:lineRule="auto"/>
       </w:pPr>
       <w:r>
         <w:t>Selon le point 58.1 de l'art. 58 du CF de l'Ukraine, si le montant de l'obligation pécuniaire est déterminé par l'organe de contrôle conformément à l'art. 54 du CF de l'Ukraine, cet organe envoie (remet) au contribuable le NUR. Y est joint le calcul de l'obligation fiscale et des pénalités financières.</w:t>
@@ -1262,6 +1363,7 @@
     <w:p>
       <w:pPr>
         <w:jc w:val="both"/>
+        <w:spacing w:before="120" w:after="0" w:line="276" w:lineRule="auto"/>
       </w:pPr>
       <w:r>
         <w:t>C'est-à-dire que le procès-verbal de vérification consigne les conclusions, et le NUR crée les conséquences fiscales.</w:t>
@@ -1270,6 +1372,7 @@
     <w:p>
       <w:pPr>
         <w:jc w:val="both"/>
+        <w:spacing w:before="120" w:after="0" w:line="276" w:lineRule="auto"/>
       </w:pPr>
       <w:r>
         <w:t>Ainsi, c'est précisément le NUR qui est la forme juridique dans laquelle l'organe de contrôle :</w:t>
@@ -1285,6 +1388,7 @@
         <w:ind w:left="567" w:hanging="425"/>
         <w:contextualSpacing w:val="0"/>
         <w:jc w:val="both"/>
+        <w:spacing w:before="120" w:after="0" w:line="276" w:lineRule="auto"/>
       </w:pPr>
       <w:r>
         <w:t>consigne l'existence d'une infraction fiscale ;</w:t>
@@ -1300,6 +1404,7 @@
         <w:ind w:left="567" w:hanging="425"/>
         <w:contextualSpacing w:val="0"/>
         <w:jc w:val="both"/>
+        <w:spacing w:before="120" w:after="0" w:line="276" w:lineRule="auto"/>
       </w:pPr>
       <w:r>
         <w:t>détermine le montant de l'obligation pécuniaire ;</w:t>
@@ -1315,6 +1420,7 @@
         <w:ind w:left="567" w:hanging="425"/>
         <w:contextualSpacing w:val="0"/>
         <w:jc w:val="both"/>
+        <w:spacing w:before="120" w:after="0" w:line="276" w:lineRule="auto"/>
       </w:pPr>
       <w:r>
         <w:t>formule l'obligation du contribuable de payer le montant correspondant.</w:t>
@@ -1323,6 +1429,7 @@
     <w:p>
       <w:pPr>
         <w:jc w:val="both"/>
+        <w:spacing w:before="120" w:after="0" w:line="276" w:lineRule="auto"/>
       </w:pPr>
       <w:r>
         <w:t>En conséquence, sans NUR il n'existe pas de décision formalisée de l'organe de contrôle sur la détermination de l'obligation fiscale, et par conséquent il n'existe pas non plus de conséquence fiscale juridiquement consignée pour le contribuable.</w:t>
@@ -1331,6 +1438,7 @@
     <w:p>
       <w:pPr>
         <w:jc w:val="both"/>
+        <w:spacing w:before="120" w:after="0" w:line="276" w:lineRule="auto"/>
       </w:pPr>
       <w:r>
         <w:t>Par conséquent, en Ukraine, l'obligation fiscale déterminée par l'organe de contrôle naît exclusivement sur le fondement d'une décision adoptée sous la forme d'un NUR.</w:t>
@@ -1339,9 +1447,10 @@
     <w:p>
       <w:pPr>
         <w:jc w:val="both"/>
-      </w:pPr>
-      <w:r>
-        <w:t>La Cour suprême a exprimé une position juridique similaire dans son arrêt du 14/01/2025 dans l'affaire n° 583/2063/16-k : pour les besoins de l'art. 212 du CP de l'Ukraine, la dette fiscale doit être convenue, déterminée d'après les résultats d'un contrôle fiscal, et sur la base de ses résultats doit être adopté un avis-décision fiscal convenu..</w:t>
+        <w:spacing w:before="120" w:after="0" w:line="276" w:lineRule="auto"/>
+      </w:pPr>
+      <w:r>
+        <w:t>La Cour suprême a exprimé une position juridique similaire dans son arrêt du 14 janvier 2025 dans l'affaire n° 583/2063/16-k : pour les besoins de l'art. 212 du CP de l'Ukraine, la dette fiscale doit être convenue, déterminée d'après les résultats d'un contrôle fiscal, et sur la base de ses résultats doit être adopté un avis-décision fiscal convenu..</w:t>
       </w:r>
     </w:p>
     <w:p>
@@ -1351,6 +1460,7 @@
           <w:b/>
           <w:bCs/>
         </w:rPr>
+        <w:spacing w:before="120" w:after="0" w:line="276" w:lineRule="auto"/>
       </w:pPr>
       <w:r>
         <w:t>En conséquence, les affirmations sur l'existence d'une infraction fiscale ou d'un non-paiement d'impôt sans une telle décision n'ont pas la forme juridique requise.</w:t>
@@ -1363,6 +1473,7 @@
           <w:b/>
           <w:bCs/>
         </w:rPr>
+        <w:spacing w:before="120" w:after="0" w:line="276" w:lineRule="auto"/>
       </w:pPr>
       <w:r/>
     </w:p>
@@ -1379,6 +1490,7 @@
         <w:rPr>
           <w:u w:val="single"/>
         </w:rPr>
+        <w:spacing w:before="120" w:after="0" w:line="276" w:lineRule="auto"/>
       </w:pPr>
       <w:r>
         <w:t>La décision de l'organe de contrôle ne devient définitive qu'après l'achèvement de la procédure de contestation administrative ou judiciaire.</w:t>
@@ -1390,6 +1502,7 @@
         <w:ind w:left="0"/>
         <w:contextualSpacing w:val="0"/>
         <w:jc w:val="both"/>
+        <w:spacing w:before="120" w:after="0" w:line="276" w:lineRule="auto"/>
       </w:pPr>
       <w:r>
         <w:t>Conformément au point 56.1 de l'art. 56 du CF de l'Ukraine, les décisions de l'organe de contrôle peuvent faire l'objet d'un recours dans l'ordre administratif ou judiciaire.</w:t>
@@ -1401,6 +1514,7 @@
         <w:ind w:left="0"/>
         <w:contextualSpacing w:val="0"/>
         <w:jc w:val="both"/>
+        <w:spacing w:before="120" w:after="0" w:line="276" w:lineRule="auto"/>
       </w:pPr>
       <w:r>
         <w:t>Selon le point 56.2 de l'art. 56 du CF de l'Ukraine, dans le cas où le contribuable estime que l'organe de contrôle a incorrectement déterminé le montant de l'obligation pécuniaire ou a adopté toute autre décision contraire à la législation ou outrepassant les compétences de cet organe, le contribuable a le droit de former une réclamation auprès de l'organe de contrôle de niveau supérieur.</w:t>
@@ -1412,6 +1526,7 @@
         <w:ind w:left="0"/>
         <w:contextualSpacing w:val="0"/>
         <w:jc w:val="both"/>
+        <w:spacing w:before="120" w:after="0" w:line="276" w:lineRule="auto"/>
       </w:pPr>
       <w:r>
         <w:t>Conformément au point 56.3 de l'art. 56 du CF de l'Ukraine, la réclamation est introduite sous forme écrite dans les 10 jours ouvrables suivant le jour de la réception par le contribuable de la décision attaquée.</w:t>
@@ -1423,6 +1538,7 @@
         <w:ind w:left="0"/>
         <w:contextualSpacing w:val="0"/>
         <w:jc w:val="both"/>
+        <w:spacing w:before="120" w:after="0" w:line="276" w:lineRule="auto"/>
       </w:pPr>
       <w:r>
         <w:t>Selon le point 56.15 de l'art. 56 du CF de l'Ukraine, l'introduction de la réclamation suspend l'exécution par le contribuable des obligations pécuniaires déterminées dans le NUR, pour le délai allant du jour de l'introduction de la réclamation jusqu'au jour de l'achèvement de la procédure de recours administratif. Pendant cette période, le montant de l'obligation pécuniaire est considéré comme non convenu.</w:t>
@@ -1434,6 +1550,7 @@
         <w:ind w:left="0"/>
         <w:contextualSpacing w:val="0"/>
         <w:jc w:val="both"/>
+        <w:spacing w:before="120" w:after="0" w:line="276" w:lineRule="auto"/>
       </w:pPr>
       <w:r>
         <w:t>Conformément au point 56.18 de l'art. 56 du CF de l'Ukraine, lors de la saisine du tribunal par le contribuable d'une action en reconnaissance de l'illégalité et/ou annulation de la décision de l'organe de contrôle, l'obligation pécuniaire est réputée non convenue jusqu'au jour de l'entrée en vigueur légale de la décision judiciaire.</w:t>
@@ -1445,6 +1562,7 @@
         <w:ind w:left="0"/>
         <w:contextualSpacing w:val="0"/>
         <w:jc w:val="both"/>
+        <w:spacing w:before="120" w:after="0" w:line="276" w:lineRule="auto"/>
       </w:pPr>
       <w:r>
         <w:t>Ainsi, même après l'adoption du NUR, l'obligation fiscale n'acquiert pas un caractère inconditionnel et définitif de manière automatique. La loi prévoit expressément les mécanismes de son réexamen et de son contrôle tant à l'intérieur du système du GNS que dans l'ordre judiciaire.</w:t>
@@ -1456,6 +1574,7 @@
         <w:ind w:left="0"/>
         <w:contextualSpacing w:val="0"/>
         <w:jc w:val="both"/>
+        <w:spacing w:before="120" w:after="0" w:line="276" w:lineRule="auto"/>
       </w:pPr>
       <w:r>
         <w:t>En conséquence, ne peuvent d'autant plus être considérées comme définitives et régulièrement établies toutes conclusions relatives à une infraction fiscale, tirées hors du cadre de la procédure prévue par le CF de l'Ukraine.</w:t>
@@ -1467,6 +1586,7 @@
         <w:ind w:left="0"/>
         <w:contextualSpacing w:val="0"/>
         <w:jc w:val="both"/>
+        <w:spacing w:before="120" w:after="0" w:line="276" w:lineRule="auto"/>
       </w:pPr>
       <w:r/>
     </w:p>
@@ -1483,6 +1603,7 @@
         <w:rPr>
           <w:u w:val="single"/>
         </w:rPr>
+        <w:spacing w:before="120" w:after="0" w:line="276" w:lineRule="auto"/>
       </w:pPr>
       <w:r>
         <w:t>La loi établit des délais limites de prescription pour la détermination des obligations fiscales et l'application des sanctions financières.</w:t>
@@ -1491,6 +1612,7 @@
     <w:p>
       <w:pPr>
         <w:jc w:val="both"/>
+        <w:spacing w:before="120" w:after="0" w:line="276" w:lineRule="auto"/>
       </w:pPr>
       <w:r>
         <w:t>Conformément au point 102.1 de l'art. 102 du CF de l'Ukraine, l'organe de contrôle a le droit de mener une vérification et de déterminer de manière autonome le montant des obligations pécuniaires du contribuable au plus tard à l'expiration du 1095e jour suivant le dernier jour du délai limite de dépôt de la déclaration fiscale et/ou du paiement de l'obligation pécuniaire. Dans les cas particuliers prévus par la loi — du 2555e jour.</w:t>
@@ -1499,6 +1621,7 @@
     <w:p>
       <w:pPr>
         <w:jc w:val="both"/>
+        <w:spacing w:before="120" w:after="0" w:line="276" w:lineRule="auto"/>
       </w:pPr>
       <w:r>
         <w:t>Si au cours de ce délai l'organe de contrôle ne détermine pas le montant des obligations pécuniaires, le contribuable est réputé libéré d'une telle obligation pécuniaire, et le litige relatif à une telle déclaration ou au NUR n'est pas susceptible d'examen dans l'ordre administratif ou judiciaire.</w:t>
@@ -1510,6 +1633,7 @@
         <w:ind w:left="0"/>
         <w:contextualSpacing w:val="0"/>
         <w:jc w:val="both"/>
+        <w:spacing w:before="120" w:after="0" w:line="276" w:lineRule="auto"/>
       </w:pPr>
       <w:r>
         <w:t>Selon le point 114.1 de l'art. 114 du CF de l'Ukraine, les délais limites d'application des sanctions de pénalité (financières) correspondent aux délais de prescription pour la détermination des obligations fiscales établis par l'art. 102 du CF de l'Ukraine.</w:t>
@@ -1525,6 +1649,7 @@
           <w:b/>
           <w:bCs/>
         </w:rPr>
+        <w:spacing w:before="120" w:after="0" w:line="276" w:lineRule="auto"/>
       </w:pPr>
       <w:r>
         <w:t>Ainsi, la loi limite expressément de telles compétences par des délais de prescription, à l'expiration desquels l'organe de contrôle perd le droit de déterminer l'obligation pécuniaire et d'appliquer des sanctions financières.</w:t>
@@ -1534,6 +1659,7 @@
       <w:pPr>
         <w:pStyle w:val="a3"/>
         <w:ind w:left="0"/>
+        <w:spacing w:before="120" w:after="0" w:line="276" w:lineRule="auto"/>
       </w:pPr>
       <w:r/>
     </w:p>
@@ -1551,6 +1677,7 @@
           <w:b/>
           <w:bCs/>
         </w:rPr>
+        <w:spacing w:before="120" w:after="0" w:line="276" w:lineRule="auto"/>
       </w:pPr>
       <w:r>
         <w:t>Procédure pénale. Le fait de la soustraction au paiement des impôts en Ukraine est établi exclusivement dans le cadre de la procédure pénale.</w:t>
@@ -1569,6 +1696,7 @@
         <w:rPr>
           <w:u w:val="single"/>
         </w:rPr>
+        <w:spacing w:before="120" w:after="0" w:line="276" w:lineRule="auto"/>
       </w:pPr>
       <w:r>
         <w:t>La responsabilité pénale pour la soustraction au paiement des impôts n'intervient qu'en présence de tous les éléments obligatoires constitutifs de l'infraction.</w:t>
@@ -1580,6 +1708,7 @@
         <w:ind w:left="0"/>
         <w:contextualSpacing w:val="0"/>
         <w:jc w:val="both"/>
+        <w:spacing w:before="120" w:after="0" w:line="276" w:lineRule="auto"/>
       </w:pPr>
       <w:r>
         <w:t>Conformément à la partie 1 de l'art. 212 du CP de l'Ukraine, la responsabilité pénale intervient pour la soustraction intentionnelle au paiement des impôts, taxes (paiements obligatoires), si de tels actes ont entraîné la non-entrée effective de fonds dans les budgets dans des proportions significatives.</w:t>
@@ -1591,6 +1720,7 @@
         <w:ind w:left="0"/>
         <w:contextualSpacing w:val="0"/>
         <w:jc w:val="both"/>
+        <w:spacing w:before="120" w:after="0" w:line="276" w:lineRule="auto"/>
       </w:pPr>
       <w:r>
         <w:t>Ainsi, les éléments constitutifs de l'infraction prévue par l'art. 212 du CP de l'Ukraine comprennent :</w:t>
@@ -1606,6 +1736,7 @@
         <w:ind w:left="567" w:hanging="567"/>
         <w:contextualSpacing w:val="0"/>
         <w:jc w:val="both"/>
+        <w:spacing w:before="120" w:after="0" w:line="276" w:lineRule="auto"/>
       </w:pPr>
       <w:r>
         <w:t>l'objet — l'ordre fixé par la loi de formation de la partie recettes des budgets et des fonds ciblés de l'État ;</w:t>
@@ -1621,6 +1752,7 @@
         <w:ind w:left="567" w:hanging="567"/>
         <w:contextualSpacing w:val="0"/>
         <w:jc w:val="both"/>
+        <w:spacing w:before="120" w:after="0" w:line="276" w:lineRule="auto"/>
       </w:pPr>
       <w:r>
         <w:t>l'élément matériel — des actions ou une inaction dont la conséquence a été la non-entrée effective de fonds au budget ;</w:t>
@@ -1636,6 +1768,7 @@
         <w:ind w:left="567" w:hanging="567"/>
         <w:contextualSpacing w:val="0"/>
         <w:jc w:val="both"/>
+        <w:spacing w:before="120" w:after="0" w:line="276" w:lineRule="auto"/>
       </w:pPr>
       <w:r>
         <w:t>l'élément moral — la forme intentionnelle de culpabilité ;</w:t>
@@ -1651,6 +1784,7 @@
         <w:ind w:left="567" w:hanging="567"/>
         <w:contextualSpacing w:val="0"/>
         <w:jc w:val="both"/>
+        <w:spacing w:before="120" w:after="0" w:line="276" w:lineRule="auto"/>
       </w:pPr>
       <w:r>
         <w:t>l'auteur — la personne à laquelle incombe l'obligation de payer les impôts, taxes.</w:t>
@@ -1662,9 +1796,10 @@
         <w:ind w:left="0"/>
         <w:contextualSpacing w:val="0"/>
         <w:jc w:val="both"/>
-      </w:pPr>
-      <w:r>
-        <w:t>Selon le point 1 de la Résolution du Plénum de la Cour suprême d'Ukraine n° 15 du 08/10/2004, la responsabilité pénale au titre de l'art. 212 du CP de l'Ukraine n'intervient pas pour le simple fait de non-paiement des impôts dans le délai fixé, mais pour la soustraction intentionnelle à leur paiement. Conformément au point 15 de cette même Résolution, l'infraction est consommée à compter du moment de la non-entrée effective au budget des montants des obligations fiscales convenues.</w:t>
+        <w:spacing w:before="120" w:after="0" w:line="276" w:lineRule="auto"/>
+      </w:pPr>
+      <w:r>
+        <w:t>Selon le point 1 de la Résolution du Plénum de la Cour suprême d'Ukraine n° 15 du 8 octobre 2004, la responsabilité pénale au titre de l'art. 212 du CP de l'Ukraine n'intervient pas pour le simple fait de non-paiement des impôts dans le délai fixé, mais pour la soustraction intentionnelle à leur paiement. Conformément au point 15 de cette même Résolution, l'infraction est consommée à compter du moment de la non-entrée effective au budget des montants des obligations fiscales convenues.</w:t>
       </w:r>
     </w:p>
     <w:p>
@@ -1673,6 +1808,7 @@
         <w:ind w:left="0"/>
         <w:contextualSpacing w:val="0"/>
         <w:jc w:val="both"/>
+        <w:spacing w:before="120" w:after="0" w:line="276" w:lineRule="auto"/>
       </w:pPr>
       <w:r>
         <w:t>Ainsi, la soustraction au paiement des impôts en Ukraine est une infraction matérielle, dès lors que l'élément obligatoire de ses éléments constitutifs est la non-entrée effective de fonds au budget.</w:t>
@@ -1684,6 +1820,7 @@
         <w:ind w:left="0"/>
         <w:contextualSpacing w:val="0"/>
         <w:jc w:val="both"/>
+        <w:spacing w:before="120" w:after="0" w:line="276" w:lineRule="auto"/>
       </w:pPr>
       <w:r>
         <w:t>Par conséquent, en Ukraine, la soustraction au paiement des impôts n'est pas une violation quelconque de la discipline fiscale, mais une infraction avec des caractéristiques nettement définies :</w:t>
@@ -1699,6 +1836,7 @@
         <w:ind w:left="567" w:hanging="425"/>
         <w:contextualSpacing w:val="0"/>
         <w:jc w:val="both"/>
+        <w:spacing w:before="120" w:after="0" w:line="276" w:lineRule="auto"/>
       </w:pPr>
       <w:r>
         <w:t>l'existence d'une obligation fiscale ;</w:t>
@@ -1717,6 +1855,7 @@
         <w:rPr>
           <w:u w:val="single"/>
         </w:rPr>
+        <w:spacing w:before="120" w:after="0" w:line="276" w:lineRule="auto"/>
       </w:pPr>
       <w:r>
         <w:t>la soustraction intentionnelle à son exécution ;</w:t>
@@ -1732,6 +1871,7 @@
         <w:ind w:left="567" w:hanging="425"/>
         <w:contextualSpacing w:val="0"/>
         <w:jc w:val="both"/>
+        <w:spacing w:before="120" w:after="0" w:line="276" w:lineRule="auto"/>
       </w:pPr>
       <w:r>
         <w:t>la non-entrée effective de fonds au budget.</w:t>
@@ -1743,6 +1883,7 @@
         <w:rPr>
           <w:u w:val="single"/>
         </w:rPr>
+        <w:spacing w:before="120" w:after="0" w:line="276" w:lineRule="auto"/>
       </w:pPr>
       <w:r/>
     </w:p>
@@ -1759,6 +1900,7 @@
         <w:rPr>
           <w:u w:val="single"/>
         </w:rPr>
+        <w:spacing w:before="120" w:after="0" w:line="276" w:lineRule="auto"/>
       </w:pPr>
       <w:r>
         <w:t>L'enquête préliminaire de la soustraction au paiement des impôts est effectuée par un organe spécialement habilité.</w:t>
@@ -1770,6 +1912,7 @@
         <w:ind w:left="0"/>
         <w:contextualSpacing w:val="0"/>
         <w:jc w:val="both"/>
+        <w:spacing w:before="120" w:after="0" w:line="276" w:lineRule="auto"/>
       </w:pPr>
       <w:r>
         <w:t>Conformément à la partie 3 de l'art. 216 du CPP de l'Ukraine dans la rédaction en vigueur au moment des actes prétendument incriminés, l'enquête préliminaire des infractions prévues par l'art. 212 du CP de l'Ukraine était exercée par les enquêteurs des organes exerçant le contrôle du respect de la législation fiscale.</w:t>
@@ -1781,6 +1924,7 @@
         <w:ind w:left="0"/>
         <w:contextualSpacing w:val="0"/>
         <w:jc w:val="both"/>
+        <w:spacing w:before="120" w:after="0" w:line="276" w:lineRule="auto"/>
       </w:pPr>
       <w:r>
         <w:t>À ce moment-là, de tels organes étaient les organes du GFS de l'Ukraine, et directement l'enquête préliminaire était effectuée par les subdivisions d'enquête de la police fiscale au sein des organes du GFS de l'Ukraine.</w:t>
@@ -1792,9 +1936,10 @@
         <w:ind w:left="0"/>
         <w:contextualSpacing w:val="0"/>
         <w:jc w:val="both"/>
-      </w:pPr>
-      <w:r>
-        <w:t>Le 25/03/2021 est entrée en vigueur la Loi de l'Ukraine « Sur le Bureau de sécurité économique de l'Ukraine », et les fonctions de l'organe spécialement habilité dans le domaine des infractions économiques ont été transférées au Bureau de sécurité économique de l'Ukraine (ci-après — BEB).</w:t>
+        <w:spacing w:before="120" w:after="0" w:line="276" w:lineRule="auto"/>
+      </w:pPr>
+      <w:r>
+        <w:t>Le 25 mars 2021 est entrée en vigueur la Loi de l'Ukraine « Sur le Bureau de sécurité économique de l'Ukraine », et les fonctions de l'organe spécialement habilité dans le domaine des infractions économiques ont été transférées au Bureau de sécurité économique de l'Ukraine (ci-après — BEB).</w:t>
       </w:r>
     </w:p>
     <w:p>
@@ -1803,6 +1948,7 @@
         <w:ind w:left="0"/>
         <w:contextualSpacing w:val="0"/>
         <w:jc w:val="both"/>
+        <w:spacing w:before="120" w:after="0" w:line="276" w:lineRule="auto"/>
       </w:pPr>
       <w:r>
         <w:t>Selon la réglementation juridique en vigueur, l'enquête préliminaire des infractions prévues par l'art. 212 du CP de l'Ukraine est effectuée par les détectives du BEB.</w:t>
@@ -1814,6 +1960,7 @@
         <w:ind w:left="0"/>
         <w:contextualSpacing w:val="0"/>
         <w:jc w:val="both"/>
+        <w:spacing w:before="120" w:after="0" w:line="276" w:lineRule="auto"/>
       </w:pPr>
       <w:r>
         <w:t>Ainsi, tant au moment des actes prétendument incriminés qu'actuellement, la législation attribue l'enquête de la soustraction au paiement des impôts à un organe spécialement habilité dans le domaine des infractions fiscales et économiques.</w:t>
@@ -1825,6 +1972,7 @@
         <w:ind w:left="0"/>
         <w:contextualSpacing w:val="0"/>
         <w:jc w:val="both"/>
+        <w:spacing w:before="120" w:after="0" w:line="276" w:lineRule="auto"/>
       </w:pPr>
       <w:r>
         <w:t>Par conséquent, l'appréciation pénale des actes liés à la soustraction au paiement des impôts en Ukraine est effectuée dans le cadre d'une compétence procédurale spéciale expressément définie par la loi.</w:t>
@@ -1841,6 +1989,7 @@
           <w:bCs/>
           <w:u w:val="single"/>
         </w:rPr>
+        <w:spacing w:before="120" w:after="0" w:line="276" w:lineRule="auto"/>
       </w:pPr>
       <w:r/>
     </w:p>
@@ -1857,6 +2006,7 @@
         <w:rPr>
           <w:u w:val="single"/>
         </w:rPr>
+        <w:spacing w:before="120" w:after="0" w:line="276" w:lineRule="auto"/>
       </w:pPr>
       <w:r>
         <w:t>Le fait de la soustraction au paiement des impôts est établi exclusivement par un jugement de condamnation du tribunal entré en vigueur légale.</w:t>
@@ -1865,6 +2015,7 @@
     <w:p>
       <w:pPr>
         <w:jc w:val="both"/>
+        <w:spacing w:before="120" w:after="0" w:line="276" w:lineRule="auto"/>
       </w:pPr>
       <w:r>
         <w:t>Le fait de la soustraction au paiement des impôts est établi exclusivement sur le fondement d'un jugement de condamnation du tribunal entré en vigueur légale.</w:t>
@@ -1873,6 +2024,7 @@
     <w:p>
       <w:pPr>
         <w:jc w:val="both"/>
+        <w:spacing w:before="120" w:after="0" w:line="276" w:lineRule="auto"/>
       </w:pPr>
       <w:r>
         <w:t>Conformément aux parties 1, 2 de l'art. 532 du CPP de l'Ukraine, le jugement entre en vigueur légale à l'expiration du délai d'appel, si aucun recours en appel n'a été formé, et en cas de son introduction — après la décision de la cour d'appel, si le jugement n'a pas été annulé.</w:t>
@@ -1881,6 +2033,7 @@
     <w:p>
       <w:pPr>
         <w:jc w:val="both"/>
+        <w:spacing w:before="120" w:after="0" w:line="276" w:lineRule="auto"/>
       </w:pPr>
       <w:r>
         <w:t>Selon le point 1 de la partie 2 de l'art. 395 du CPP de l'Ukraine, le délai de recours en appel d'un jugement est de 30 jours à compter du jour de son prononcé.</w:t>
@@ -1889,6 +2042,7 @@
     <w:p>
       <w:pPr>
         <w:jc w:val="both"/>
+        <w:spacing w:before="120" w:after="0" w:line="276" w:lineRule="auto"/>
       </w:pPr>
       <w:r>
         <w:t>L'accusation ne peut pas se fonder sur des suppositions.</w:t>
@@ -1897,6 +2051,7 @@
     <w:p>
       <w:pPr>
         <w:jc w:val="both"/>
+        <w:spacing w:before="120" w:after="0" w:line="276" w:lineRule="auto"/>
       </w:pPr>
       <w:r>
         <w:t>Conformément à l'art. 62 de la Constitution de l'Ukraine, toute personne est présumée innocente de la commission d'une infraction et ne peut faire l'objet d'une peine pénale tant que sa culpabilité n'est pas prouvée dans l'ordre légal et établie par un jugement de condamnation du tribunal.</w:t>
@@ -1905,6 +2060,7 @@
     <w:p>
       <w:pPr>
         <w:jc w:val="both"/>
+        <w:spacing w:before="120" w:after="0" w:line="276" w:lineRule="auto"/>
       </w:pPr>
       <w:r>
         <w:t>Selon la partie 1 de l'art. 17 du CPP de l'Ukraine, toute personne est présumée innocente de la commission d'une infraction pénale et ne peut faire l'objet d'une peine pénale tant que sa culpabilité n'est pas prouvée dans l'ordre prévu par le présent Code et établie par un jugement de condamnation du tribunal entré en vigueur légale.</w:t>
@@ -1913,6 +2069,7 @@
     <w:p>
       <w:pPr>
         <w:jc w:val="both"/>
+        <w:spacing w:before="120" w:after="0" w:line="276" w:lineRule="auto"/>
       </w:pPr>
       <w:r>
         <w:t>Conformément à la partie 1 de l'art. 92 du CPP de l'Ukraine, la charge de la preuve incombe à l'enquêteur et au procureur.</w:t>
@@ -1921,6 +2078,7 @@
     <w:p>
       <w:pPr>
         <w:jc w:val="both"/>
+        <w:spacing w:before="120" w:after="0" w:line="276" w:lineRule="auto"/>
       </w:pPr>
       <w:r>
         <w:t>Ainsi, le fait de la soustraction au paiement des impôts en Ukraine est établi exclusivement par un jugement de condamnation du tribunal entré en vigueur légale.</w:t>
@@ -1933,6 +2091,7 @@
           <w:b/>
           <w:bCs/>
         </w:rPr>
+        <w:spacing w:before="120" w:after="0" w:line="276" w:lineRule="auto"/>
       </w:pPr>
       <w:r>
         <w:t>Si un tel jugement n'est pas entré en vigueur légale, la personne ne peut être réputée coupable de soustraction au paiement des impôts, et le fait même d'une telle infraction pénale est juridiquement non établi.</w:t>
@@ -1941,6 +2100,7 @@
     <w:p>
       <w:pPr>
         <w:jc w:val="both"/>
+        <w:spacing w:before="120" w:after="0" w:line="276" w:lineRule="auto"/>
       </w:pPr>
       <w:r>
         <w:t>Toutes affirmations quant à l'existence d'une soustraction au paiement des impôts en dehors de cet ordre sont dépourvues de portée juridique.</w:t>
@@ -1957,6 +2117,7 @@
           <w:bCs/>
           <w:u w:val="single"/>
         </w:rPr>
+        <w:spacing w:before="120" w:after="0" w:line="276" w:lineRule="auto"/>
       </w:pPr>
       <w:r/>
     </w:p>
@@ -1973,6 +2134,7 @@
         <w:rPr>
           <w:u w:val="single"/>
         </w:rPr>
+        <w:spacing w:before="120" w:after="0" w:line="276" w:lineRule="auto"/>
       </w:pPr>
       <w:r>
         <w:t>La loi établit des délais limites de prescription pour l'engagement de la responsabilité pénale au titre de l'art. 212 du CP de l'Ukraine.</w:t>
@@ -1984,6 +2146,7 @@
         <w:ind w:left="0"/>
         <w:contextualSpacing w:val="0"/>
         <w:jc w:val="both"/>
+        <w:spacing w:before="120" w:after="0" w:line="276" w:lineRule="auto"/>
       </w:pPr>
       <w:r>
         <w:t>Conformément à l'art. 49 du CP de l'Ukraine, la personne est libérée de la responsabilité pénale si, depuis le jour de la commission de l'infraction pénale et jusqu'au jour de l'entrée en vigueur légale du jugement, sont expirés les délais de prescription fixés par la loi.</w:t>
@@ -1995,6 +2158,7 @@
         <w:ind w:left="0"/>
         <w:contextualSpacing w:val="0"/>
         <w:jc w:val="both"/>
+        <w:spacing w:before="120" w:after="0" w:line="276" w:lineRule="auto"/>
       </w:pPr>
       <w:r>
         <w:t>La catégorie de l'infraction pénale est déterminée conformément à l'art. 12 du CP de l'Ukraine et dépend de la sanction de l'article en vigueur au moment de la commission de l'acte.</w:t>
@@ -2010,6 +2174,7 @@
         <w:ind w:left="567" w:hanging="567"/>
         <w:contextualSpacing w:val="0"/>
         <w:jc w:val="both"/>
+        <w:spacing w:before="120" w:after="0" w:line="276" w:lineRule="auto"/>
       </w:pPr>
       <w:r>
         <w:t>Au moment des actes prétendument incriminés (rédaction de l'art. 212 du CP de l'Ukraine en vigueur en 20161) :</w:t>
@@ -2025,6 +2190,7 @@
         <w:ind w:left="1134" w:hanging="425"/>
         <w:contextualSpacing w:val="0"/>
         <w:jc w:val="both"/>
+        <w:spacing w:before="120" w:after="0" w:line="276" w:lineRule="auto"/>
       </w:pPr>
       <w:r>
         <w:t>Les actes prévus par la partie 1 et la partie 2 de l'art. 212 du CP de l'Ukraine relevaient des infractions de faible gravité, dès lors que les peines de ces parties prévoyaient une amende et ne contenaient pas de peine sous forme de restriction ou de privation de liberté ;</w:t>
@@ -2040,6 +2206,7 @@
         <w:ind w:left="1134" w:hanging="425"/>
         <w:contextualSpacing w:val="0"/>
         <w:jc w:val="both"/>
+        <w:spacing w:before="120" w:after="0" w:line="276" w:lineRule="auto"/>
       </w:pPr>
       <w:r>
         <w:t>délai de prescription pour l'engagement de la responsabilité pénale — 2 ans ;</w:t>
@@ -2055,6 +2222,7 @@
         <w:ind w:left="1134" w:hanging="425"/>
         <w:contextualSpacing w:val="0"/>
         <w:jc w:val="both"/>
+        <w:spacing w:before="120" w:after="0" w:line="276" w:lineRule="auto"/>
       </w:pPr>
       <w:r>
         <w:t>l'acte prévu par la partie 3 de l'art. 212 du CP de l'Ukraine relevait des infractions graves, et le délai de prescription pour l'engagement de la responsabilité pénale — 10 ans.</w:t>
@@ -2070,6 +2238,7 @@
         <w:ind w:left="567" w:hanging="567"/>
         <w:contextualSpacing w:val="0"/>
         <w:jc w:val="both"/>
+        <w:spacing w:before="120" w:after="0" w:line="276" w:lineRule="auto"/>
       </w:pPr>
       <w:r>
         <w:t>Selon la réglementation juridique en vigueur2 :</w:t>
@@ -2085,6 +2254,7 @@
         <w:ind w:left="1134" w:hanging="425"/>
         <w:contextualSpacing w:val="0"/>
         <w:jc w:val="both"/>
+        <w:spacing w:before="120" w:after="0" w:line="276" w:lineRule="auto"/>
       </w:pPr>
       <w:r>
         <w:t>l'acte prévu par la partie 1 de l'art. 212 du CP de l'Ukraine relève des infractions non graves, délai de prescription — 5 ans ;</w:t>
@@ -2100,6 +2270,7 @@
         <w:ind w:left="1134" w:hanging="425"/>
         <w:contextualSpacing w:val="0"/>
         <w:jc w:val="both"/>
+        <w:spacing w:before="120" w:after="0" w:line="276" w:lineRule="auto"/>
       </w:pPr>
       <w:r>
         <w:t>les actes prévus par la partie 2 et la partie 3 de l'art. 212 du CP de l'Ukraine relèvent des infractions graves — 10 ans.</w:t>
@@ -2112,6 +2283,7 @@
           <w:b/>
           <w:bCs/>
         </w:rPr>
+        <w:spacing w:before="120" w:after="0" w:line="276" w:lineRule="auto"/>
       </w:pPr>
       <w:r>
         <w:t>Par conséquent, l'engagement de la responsabilité pénale pour la soustraction au paiement des impôts en Ukraine a des délais limites de prescription et dépend de la gravité de l'acte concrètement incriminé.</w:t>
@@ -2124,6 +2296,7 @@
           <w:b/>
           <w:bCs/>
         </w:rPr>
+        <w:spacing w:before="120" w:after="0" w:line="276" w:lineRule="auto"/>
       </w:pPr>
       <w:r/>
     </w:p>
@@ -2141,6 +2314,7 @@
           <w:bCs/>
           <w:u w:val="single"/>
         </w:rPr>
+        <w:spacing w:before="120" w:after="0" w:line="276" w:lineRule="auto"/>
       </w:pPr>
       <w:r>
         <w:t>Le Code pénal de l'Ukraine prévoit un mécanisme spécial de dispense de la responsabilité pénale pour la soustraction au paiement des impôts.</w:t>
@@ -2149,6 +2323,7 @@
     <w:p>
       <w:pPr>
         <w:jc w:val="both"/>
+        <w:spacing w:before="120" w:after="0" w:line="276" w:lineRule="auto"/>
       </w:pPr>
       <w:r>
         <w:t>Conformément à la partie 4 de l'art. 212 du CP de l'Ukraine, la personne ayant commis les actes prévus par la partie 1, la partie 2 de cet article, ainsi que les actes prévus par la partie 3 de l'art. 212 du CP de l'Ukraine, s'ils ont entraîné la non-entrée effective dans les budgets ou fonds ciblés de l'État de fonds dans des proportions particulièrement importantes, peut être libérée de la responsabilité pénale.</w:t>
@@ -2160,6 +2335,7 @@
         <w:rPr>
           <w:lang w:val="ru-KZ"/>
         </w:rPr>
+        <w:spacing w:before="120" w:after="0" w:line="276" w:lineRule="auto"/>
       </w:pPr>
       <w:r>
         <w:t>Pour ce faire, avant la mise en jeu de la responsabilité pénale doivent être payés les impôts, taxes (paiements obligatoires), ainsi qu'indemnisé le préjudice causé à l'État par leur paiement tardif (sanctions financières, pénalités de retard).</w:t>
@@ -2171,6 +2347,7 @@
         <w:rPr>
           <w:lang w:val="ru-KZ"/>
         </w:rPr>
+        <w:spacing w:before="120" w:after="0" w:line="276" w:lineRule="auto"/>
       </w:pPr>
       <w:r>
         <w:t>Ce faisant, la partie 4 de l'art. 212 du CP de l'Ukraine est formulée de manière impérative : lors de l'exécution des conditions prévues par la loi, la personne est libérée de la responsabilité pénale. Par conséquent, la loi ne considère pas la responsabilité pénale pour la soustraction au paiement des impôts comme une conséquence inconditionnelle du simple fait du non-paiement.</w:t>
@@ -2182,6 +2359,7 @@
         <w:rPr>
           <w:lang w:val="ru-KZ"/>
         </w:rPr>
+        <w:spacing w:before="120" w:after="0" w:line="276" w:lineRule="auto"/>
       </w:pPr>
       <w:r>
         <w:t>Ainsi, le CP de l'Ukraine lui-même prévoit expressément un mécanisme juridique spécial dans lequel même la commission d'un acte relevant des caractéristiques de l'art. 212 du CP de l'Ukraine n'entraîne pas automatiquement la responsabilité pénale.</w:t>
@@ -2193,6 +2371,7 @@
         <w:rPr>
           <w:lang w:val="ru-KZ"/>
         </w:rPr>
+        <w:spacing w:before="120" w:after="0" w:line="276" w:lineRule="auto"/>
       </w:pPr>
       <w:r>
         <w:t>Par conséquent, pour les besoins de l'appréciation pénale, il ne suffit pas de se référer uniquement à l'existence de circonstances liées au non-paiement des impôts. Il est nécessaire de prendre en compte si la loi admet dans la situation concrète la dispense de la responsabilité pénale et si les conditions fixées pour cela ont été exécutées.</w:t>
@@ -2206,6 +2385,7 @@
           <w:bCs/>
           <w:lang w:val="ru-KZ"/>
         </w:rPr>
+        <w:spacing w:before="120" w:after="0" w:line="276" w:lineRule="auto"/>
       </w:pPr>
       <w:r>
         <w:t>En conséquence, la responsabilité pénale au titre de l'art. 212 du CP de l'Ukraine en droit ukrainien n'est pas inconditionnelle ou automatique. La loi admet expressément son exclusion en cas de paiement des impôts, taxes (paiements obligatoires) et d'indemnisation du préjudice causé à l'État</w:t>
@@ -2214,6 +2394,7 @@
     <w:p>
       <w:pPr>
         <w:jc w:val="both"/>
+        <w:spacing w:before="120" w:after="0" w:line="276" w:lineRule="auto"/>
       </w:pPr>
       <w:r/>
     </w:p>
@@ -2230,6 +2411,7 @@
         <w:rPr>
           <w:u w:val="single"/>
         </w:rPr>
+        <w:spacing w:before="120" w:after="0" w:line="276" w:lineRule="auto"/>
       </w:pPr>
       <w:r>
         <w:t>L'approche de la législation ukrainienne envers la soustraction au paiement des impôts en tant qu'infraction préalable possible pour l'art. 209 du CP de l'Ukraine.</w:t>
@@ -2248,6 +2430,7 @@
         <w:rPr>
           <w:u w:val="single"/>
         </w:rPr>
+        <w:spacing w:before="120" w:after="0" w:line="276" w:lineRule="auto"/>
       </w:pPr>
       <w:r>
         <w:t>Approche générale de la législation.</w:t>
@@ -2256,6 +2439,7 @@
     <w:p>
       <w:pPr>
         <w:jc w:val="both"/>
+        <w:spacing w:before="120" w:after="0" w:line="276" w:lineRule="auto"/>
       </w:pPr>
       <w:r>
         <w:t>Conformément à l'art. 209 du CP de l'Ukraine, la responsabilité pénale est liée à des biens obtenus par voie criminelle, ou à des biens pour lesquels les circonstances factuelles témoignent de leur obtention par voie criminelle.</w:t>
@@ -2264,6 +2448,7 @@
     <w:p>
       <w:pPr>
         <w:jc w:val="both"/>
+        <w:spacing w:before="120" w:after="0" w:line="276" w:lineRule="auto"/>
       </w:pPr>
       <w:r>
         <w:t>Une approche similaire est consacrée également dans les actes juridiques internationaux, en particulier dans la Convention du Conseil de l'Europe relative au blanchiment, au dépistage, à la saisie et à la confiscation des produits du crime et au financement du terrorisme, qui part également de la nécessité d'établir l'origine criminelle des biens.</w:t>
@@ -2276,6 +2461,7 @@
           <w:b/>
           <w:bCs/>
         </w:rPr>
+        <w:spacing w:before="120" w:after="0" w:line="276" w:lineRule="auto"/>
       </w:pPr>
       <w:r>
         <w:t>En même temps, la nature juridique de l'infraction prévue par l'art. 212 du CP de l'Ukraine est différente. La soustraction au paiement des impôts est liée non pas à l'obtention de biens par la personne, mais à la non-entrée de fonds au budget.</w:t>
@@ -2284,22 +2470,25 @@
     <w:p>
       <w:pPr>
         <w:jc w:val="both"/>
-      </w:pPr>
-      <w:r>
-        <w:t>Une telle approche est reflétée dans la résolution du Plénum de la Cour suprême d'Ukraine du 08/10/2004 n° 15, selon laquelle l'infraction prévue par l'art. 212 du CP de l'Ukraine est réputée consommée à compter du moment de la non-entrée effective de fonds au budget.</w:t>
-      </w:r>
-    </w:p>
-    <w:p>
-      <w:pPr>
-        <w:jc w:val="both"/>
-      </w:pPr>
-      <w:r>
-        <w:t>En outre, au point 10 de la résolution du Plénum de la Cour suprême d'Ukraine du 15/04/2005 n° 5, il est expressément indiqué que ne peuvent être considérés comme obtenus à la suite d'une infraction les fonds que la personne n'a pas reçus, mais n'a pas transmis à l'État, en particulier les impôts.</w:t>
-      </w:r>
-    </w:p>
-    <w:p>
-      <w:pPr>
-        <w:jc w:val="both"/>
+        <w:spacing w:before="120" w:after="0" w:line="276" w:lineRule="auto"/>
+      </w:pPr>
+      <w:r>
+        <w:t>Une telle approche est reflétée dans la résolution du Plénum de la Cour suprême d'Ukraine du 8 octobre 2004 n° 15, selon laquelle l'infraction prévue par l'art. 212 du CP de l'Ukraine est réputée consommée à compter du moment de la non-entrée effective de fonds au budget.</w:t>
+      </w:r>
+    </w:p>
+    <w:p>
+      <w:pPr>
+        <w:jc w:val="both"/>
+        <w:spacing w:before="120" w:after="0" w:line="276" w:lineRule="auto"/>
+      </w:pPr>
+      <w:r>
+        <w:t>En outre, au point 10 de la résolution du Plénum de la Cour suprême d'Ukraine du 15 avril 2005 n° 5, il est expressément indiqué que ne peuvent être considérés comme obtenus à la suite d'une infraction les fonds que la personne n'a pas reçus, mais n'a pas transmis à l'État, en particulier les impôts.</w:t>
+      </w:r>
+    </w:p>
+    <w:p>
+      <w:pPr>
+        <w:jc w:val="both"/>
+        <w:spacing w:before="120" w:after="0" w:line="276" w:lineRule="auto"/>
       </w:pPr>
       <w:r>
         <w:t>Ainsi, le non-paiement des impôts en lui-même ne signifie pas la naissance automatique de biens obtenus par voie criminelle, au sens de l'art. 209 du CP de l'Ukraine.</w:t>
@@ -2311,6 +2500,7 @@
         <w:ind w:left="0"/>
         <w:contextualSpacing w:val="0"/>
         <w:jc w:val="both"/>
+        <w:spacing w:before="120" w:after="0" w:line="276" w:lineRule="auto"/>
       </w:pPr>
       <w:r>
         <w:t>Pour l'application de ladite norme, est nécessaire une preuve distincte tant des circonstances factuelles de l'infraction fiscale correspondante que de l'origine criminelle du bien concret.</w:t>
@@ -2329,6 +2519,7 @@
         <w:rPr>
           <w:u w:val="single"/>
         </w:rPr>
+        <w:spacing w:before="120" w:after="0" w:line="276" w:lineRule="auto"/>
       </w:pPr>
       <w:r>
         <w:t>Approche de la législation au cours de différentes périodes.</w:t>
@@ -2344,9 +2535,10 @@
         <w:ind w:left="567" w:hanging="567"/>
         <w:contextualSpacing w:val="0"/>
         <w:jc w:val="both"/>
-      </w:pPr>
-      <w:r>
-        <w:t>Avant le 14/10/2014</w:t>
+        <w:spacing w:before="120" w:after="0" w:line="276" w:lineRule="auto"/>
+      </w:pPr>
+      <w:r>
+        <w:t>Avant le 14 octobre 2014</w:t>
       </w:r>
     </w:p>
     <w:p>
@@ -2355,6 +2547,7 @@
         <w:ind w:left="567"/>
         <w:contextualSpacing w:val="0"/>
         <w:jc w:val="both"/>
+        <w:spacing w:before="120" w:after="0" w:line="276" w:lineRule="auto"/>
       </w:pPr>
       <w:r>
         <w:t>Avant l'introduction des modifications par la Loi n° 1702-VII, le législateur excluait expressément la possibilité de considérer l'infraction prévue par l'art. 212 du CP de l'Ukraine en tant qu'infraction préalable pour les besoins de l'art. 209 du CP de l'Ukraine.</w:t>
@@ -2366,9 +2559,10 @@
         <w:ind w:left="567"/>
         <w:contextualSpacing w:val="0"/>
         <w:jc w:val="both"/>
-      </w:pPr>
-      <w:r>
-        <w:t>Cela découlait de la rédaction d'alors de l'art. 209 du CP de l'Ukraine et a été expressément confirmé par la résolution du Plénum de la Cour suprême d'Ukraine du 15/04/2005 n° 5, dans laquelle il est indiqué que les infractions prévues par l'art. 212 du CP de l'Ukraine ne peuvent être reconnues comme préalables.</w:t>
+        <w:spacing w:before="120" w:after="0" w:line="276" w:lineRule="auto"/>
+      </w:pPr>
+      <w:r>
+        <w:t>Cela découlait de la rédaction d'alors de l'art. 209 du CP de l'Ukraine et a été expressément confirmé par la résolution du Plénum de la Cour suprême d'Ukraine du 15 avril 2005 n° 5, dans laquelle il est indiqué que les infractions prévues par l'art. 212 du CP de l'Ukraine ne peuvent être reconnues comme préalables.</w:t>
       </w:r>
     </w:p>
     <w:p>
@@ -2377,6 +2571,7 @@
         <w:ind w:left="567"/>
         <w:contextualSpacing w:val="0"/>
         <w:jc w:val="both"/>
+        <w:spacing w:before="120" w:after="0" w:line="276" w:lineRule="auto"/>
       </w:pPr>
       <w:r>
         <w:t>Ainsi, durant cette période, la soustraction au paiement des impôts ne pouvait être considérée comme une infraction préalable, indépendamment du fait que les circonstances correspondantes aient été établies ou non.</w:t>
@@ -2392,9 +2587,10 @@
         <w:ind w:left="567" w:hanging="567"/>
         <w:contextualSpacing w:val="0"/>
         <w:jc w:val="both"/>
-      </w:pPr>
-      <w:r>
-        <w:t>Du 14/10/2014 au 28/04/2020</w:t>
+        <w:spacing w:before="120" w:after="0" w:line="276" w:lineRule="auto"/>
+      </w:pPr>
+      <w:r>
+        <w:t>Du 14 octobre 2014 au 28 avril 2020</w:t>
       </w:r>
     </w:p>
     <w:p>
@@ -2403,6 +2599,7 @@
         <w:ind w:left="567"/>
         <w:contextualSpacing w:val="0"/>
         <w:jc w:val="both"/>
+        <w:spacing w:before="120" w:after="0" w:line="276" w:lineRule="auto"/>
       </w:pPr>
       <w:r>
         <w:t>Après l'introduction des modifications par la Loi n° 1702-VII, l'interdiction législative expresse de reconnaître l'infraction prévue par l'art. 212 du CP de l'Ukraine comme préalable a été exclue.</w:t>
@@ -2414,6 +2611,7 @@
         <w:ind w:left="567"/>
         <w:contextualSpacing w:val="0"/>
         <w:jc w:val="both"/>
+        <w:spacing w:before="120" w:after="0" w:line="276" w:lineRule="auto"/>
       </w:pPr>
       <w:r>
         <w:t>Comme indiqué dans la note explicative du projet de loi, l'un des objectifs des modifications était l'extension du régime des infractions préalables aux infractions fiscales.</w:t>
@@ -2425,6 +2623,7 @@
         <w:ind w:left="567"/>
         <w:contextualSpacing w:val="0"/>
         <w:jc w:val="both"/>
+        <w:spacing w:before="120" w:after="0" w:line="276" w:lineRule="auto"/>
       </w:pPr>
       <w:r>
         <w:t>En même temps, la levée de l'interdiction expresse ne signifiait pas l'admissibilité automatique de l'application de l'art. 209 du CP de l'Ukraine en cas de tout non-paiement des impôts.</w:t>
@@ -2436,6 +2635,7 @@
         <w:ind w:left="567"/>
         <w:contextualSpacing w:val="0"/>
         <w:jc w:val="both"/>
+        <w:spacing w:before="120" w:after="0" w:line="276" w:lineRule="auto"/>
       </w:pPr>
       <w:r>
         <w:t>Pendant cette période, pour l'utilisation de l'art. 212 du CP de l'Ukraine en tant qu'infraction préalable possible, il était requis de prouver les circonstances factuelles de l'infraction fiscale elle-même.</w:t>
@@ -2447,6 +2647,7 @@
         <w:ind w:left="567"/>
         <w:contextualSpacing w:val="0"/>
         <w:jc w:val="both"/>
+        <w:spacing w:before="120" w:after="0" w:line="276" w:lineRule="auto"/>
       </w:pPr>
       <w:r>
         <w:t>Une telle preuve ne pouvait se réduire exclusivement à des conclusions analytiques, à des comparaisons financières ou à des suppositions sans un établissement régulier des circonstances correspondantes dans l'ordre prévu par la loi.</w:t>
@@ -2458,6 +2659,7 @@
         <w:ind w:left="567"/>
         <w:contextualSpacing w:val="0"/>
         <w:jc w:val="both"/>
+        <w:spacing w:before="120" w:after="0" w:line="276" w:lineRule="auto"/>
       </w:pPr>
       <w:r>
         <w:t>Conformément aux dispositions de la législation fiscale (section 3 de la Position), les circonstances factuelles du non-paiement des impôts sont soumises à établissement dans les procédures de contrôle fiscal prévues par la loi.</w:t>
@@ -2469,9 +2671,10 @@
         <w:ind w:left="567"/>
         <w:contextualSpacing w:val="0"/>
         <w:jc w:val="both"/>
-      </w:pPr>
-      <w:r>
-        <w:t>La position juridique de la Cour suprême (arrêt du 14/01/2025 dans l'affaire n° 583/2063/16-k) confirme que l'accusation n'est pas en droit de substituer à l'établissement régulier des circonstances fiscales ses propres calculs ou une compilation de données.</w:t>
+        <w:spacing w:before="120" w:after="0" w:line="276" w:lineRule="auto"/>
+      </w:pPr>
+      <w:r>
+        <w:t>La position juridique de la Cour suprême (arrêt du 14 janvier 2025 dans l'affaire n° 583/2063/16-k) confirme que l'accusation n'est pas en droit de substituer à l'établissement régulier des circonstances fiscales ses propres calculs ou une compilation de données.</w:t>
       </w:r>
     </w:p>
     <w:p>
@@ -2480,6 +2683,7 @@
         <w:ind w:left="567"/>
         <w:contextualSpacing w:val="0"/>
         <w:jc w:val="both"/>
+        <w:spacing w:before="120" w:after="0" w:line="276" w:lineRule="auto"/>
       </w:pPr>
       <w:r>
         <w:t>Ainsi, durant cette période :</w:t>
@@ -2499,6 +2703,7 @@
         <w:ind w:left="1134" w:hanging="425"/>
         <w:contextualSpacing w:val="0"/>
         <w:jc w:val="both"/>
+        <w:spacing w:before="120" w:after="0" w:line="276" w:lineRule="auto"/>
       </w:pPr>
       <w:r>
         <w:t>le non-paiement des impôts en lui-même, non établi dans l'ordre requis, ne pouvait être considéré comme un motif suffisant pour la conclusion sur l'existence d'une infraction préalable ;</w:t>
@@ -2518,6 +2723,7 @@
         <w:ind w:left="1134" w:hanging="425"/>
         <w:contextualSpacing w:val="0"/>
         <w:jc w:val="both"/>
+        <w:spacing w:before="120" w:after="0" w:line="276" w:lineRule="auto"/>
       </w:pPr>
       <w:r>
         <w:t>même l'établissement du fait du non-paiement des impôts ne créait pas de motif automatique pour l'application de l'art. 209 du CP de l'Ukraine, puisqu'il exigeait la preuve supplémentaire de l'origine criminelle du bien concret et de son lien avec l'acte correspondant.</w:t>
@@ -2536,9 +2742,10 @@
         <w:ind w:left="567" w:hanging="567"/>
         <w:contextualSpacing w:val="0"/>
         <w:jc w:val="both"/>
-      </w:pPr>
-      <w:r>
-        <w:t xml:space="preserve"> À compter du 28/04/2020</w:t>
+        <w:spacing w:before="120" w:after="0" w:line="276" w:lineRule="auto"/>
+      </w:pPr>
+      <w:r>
+        <w:t xml:space="preserve"> À compter du 28 avril 2020</w:t>
       </w:r>
     </w:p>
     <w:p>
@@ -2550,6 +2757,7 @@
         <w:ind w:left="567"/>
         <w:contextualSpacing w:val="0"/>
         <w:jc w:val="both"/>
+        <w:spacing w:before="120" w:after="0" w:line="276" w:lineRule="auto"/>
       </w:pPr>
       <w:r>
         <w:t>Après l'entrée en vigueur de la Loi n° 361-IX, l'article 209 du CP de l'Ukraine a été énoncé dans une nouvelle rédaction.</w:t>
@@ -2564,6 +2772,7 @@
         <w:ind w:left="567"/>
         <w:contextualSpacing w:val="0"/>
         <w:jc w:val="both"/>
+        <w:spacing w:before="120" w:after="0" w:line="276" w:lineRule="auto"/>
       </w:pPr>
       <w:r>
         <w:t>La réglementation en vigueur n'exige pas l'existence obligatoire d'un jugement de condamnation pour l'infraction préalable et admet l'établissement de l'origine criminelle des biens sur le fondement de l'ensemble des circonstances factuelles.</w:t>
@@ -2578,6 +2787,7 @@
         <w:ind w:left="567"/>
         <w:contextualSpacing w:val="0"/>
         <w:jc w:val="both"/>
+        <w:spacing w:before="120" w:after="0" w:line="276" w:lineRule="auto"/>
       </w:pPr>
       <w:r>
         <w:t>En même temps, cette réglementation ne dispense pas de la nécessité de prouver l'acte socialement dangereux lui-même, considéré comme préalable, ainsi que son lien avec le bien concret.</w:t>
@@ -2592,6 +2802,7 @@
         <w:ind w:left="567"/>
         <w:contextualSpacing w:val="0"/>
         <w:jc w:val="both"/>
+        <w:spacing w:before="120" w:after="0" w:line="276" w:lineRule="auto"/>
       </w:pPr>
       <w:r>
         <w:t>Il est d'une importance fondamentale que la législation en vigueur n'admet pas la substitution à l'ordre de preuve de l'infraction fiscale fixé par la loi de conclusions analytiques, de comparaisons financières ou de rapports d'expertise.</w:t>
@@ -2606,6 +2817,7 @@
         <w:ind w:left="567"/>
         <w:contextualSpacing w:val="0"/>
         <w:jc w:val="both"/>
+        <w:spacing w:before="120" w:after="0" w:line="276" w:lineRule="auto"/>
       </w:pPr>
       <w:r>
         <w:t>Les pièces analytiques, les calculs, les études d'expertise ou les autres conclusions obtenues en dehors des procédures prévues par la législation fiscale ne confirment pas le fait de la commission de l'infraction prévue par l'art. 212 du CP de l'Ukraine.</w:t>
@@ -2620,6 +2832,7 @@
         <w:ind w:left="567"/>
         <w:contextualSpacing w:val="0"/>
         <w:jc w:val="both"/>
+        <w:spacing w:before="120" w:after="0" w:line="276" w:lineRule="auto"/>
       </w:pPr>
       <w:r>
         <w:t>Le fait de la soustraction au paiement des impôts est soumis à établissement exclusivement dans l'ordre prévu par la loi, y compris avec l'application des procédures de contrôle fiscal.</w:t>
@@ -2634,6 +2847,7 @@
         <w:ind w:left="567"/>
         <w:contextualSpacing w:val="0"/>
         <w:jc w:val="both"/>
+        <w:spacing w:before="120" w:after="0" w:line="276" w:lineRule="auto"/>
       </w:pPr>
       <w:r>
         <w:t>L'absence de jugement de condamnation ne signifie pas la possibilité d'une conclusion arbitraire sur l'existence d'une infraction préalable. Une telle infraction doit être prouvée sur le fondement de preuves régulières et recevables obtenues dans l'ordre fixé par la loi.</w:t>
@@ -2648,6 +2862,7 @@
         <w:ind w:left="567"/>
         <w:contextualSpacing w:val="0"/>
         <w:jc w:val="both"/>
+        <w:spacing w:before="120" w:after="0" w:line="276" w:lineRule="auto"/>
       </w:pPr>
       <w:r>
         <w:t>Ainsi, sous la réglementation en vigueur :</w:t>
@@ -2663,6 +2878,7 @@
         <w:ind w:left="1134" w:hanging="425"/>
         <w:contextualSpacing w:val="0"/>
         <w:jc w:val="both"/>
+        <w:spacing w:before="120" w:after="0" w:line="276" w:lineRule="auto"/>
       </w:pPr>
       <w:r>
         <w:t>le non-paiement des impôts en lui-même ne constitue pas un motif suffisant pour la conclusion sur l'existence d'une infraction préalable ;</w:t>
@@ -2678,6 +2894,7 @@
         <w:ind w:left="1134" w:hanging="425"/>
         <w:contextualSpacing w:val="0"/>
         <w:jc w:val="both"/>
+        <w:spacing w:before="120" w:after="0" w:line="276" w:lineRule="auto"/>
       </w:pPr>
       <w:r>
         <w:t>les conclusions analytiques, calculs et rapports d'expertise ne remplacent pas la procédure de preuve d'une infraction fiscale établie par la loi ;</w:t>
@@ -2693,6 +2910,7 @@
         <w:ind w:left="1134" w:hanging="425"/>
         <w:contextualSpacing w:val="0"/>
         <w:jc w:val="both"/>
+        <w:spacing w:before="120" w:after="0" w:line="276" w:lineRule="auto"/>
       </w:pPr>
       <w:r>
         <w:t>même lors de l'établissement d'infractions fiscales, une preuve distincte est requise que le bien concret a une origine criminelle et est lié à l'acte correspondant.</w:t>
@@ -2711,6 +2929,7 @@
           <w:u w:val="single"/>
           <w:lang w:val="ru-KZ"/>
         </w:rPr>
+        <w:spacing w:before="120" w:after="0" w:line="276" w:lineRule="auto"/>
       </w:pPr>
       <w:r>
         <w:t>Conclusions.</w:t>
@@ -2729,6 +2948,7 @@
         <w:rPr>
           <w:lang w:val="ru-KZ"/>
         </w:rPr>
+        <w:spacing w:before="120" w:after="0" w:line="276" w:lineRule="auto"/>
       </w:pPr>
       <w:r>
         <w:t>La soustraction au paiement des impôts, de par sa nature juridique, est liée à la non-entrée de fonds au budget, et non à l'obtention de biens par voie criminelle ;</w:t>
@@ -2747,9 +2967,10 @@
         <w:rPr>
           <w:lang w:val="ru-KZ"/>
         </w:rPr>
-      </w:pPr>
-      <w:r>
-        <w:t>Avant le 14/10/2014, l'infraction prévue par l'art. 212 du CP de l'Ukraine ne pouvait être considérée comme une infraction préalable, puisque cela était expressément exclu par la loi ;</w:t>
+        <w:spacing w:before="120" w:after="0" w:line="276" w:lineRule="auto"/>
+      </w:pPr>
+      <w:r>
+        <w:t>Avant le 14 octobre 2014, l'infraction prévue par l'art. 212 du CP de l'Ukraine ne pouvait être considérée comme une infraction préalable, puisque cela était expressément exclu par la loi ;</w:t>
       </w:r>
     </w:p>
     <w:p>
@@ -2765,9 +2986,10 @@
         <w:rPr>
           <w:lang w:val="ru-KZ"/>
         </w:rPr>
-      </w:pPr>
-      <w:r>
-        <w:t>Après le 14/10/2014, une telle construction a cessé d'être expressément interdite, toutefois elle n'est pas devenue automatiquement admissible. Pour son application, la preuve des circonstances factuelles de l'infraction prévue par l'art. 212 du CP de l'Ukraine est nécessaire ;</w:t>
+        <w:spacing w:before="120" w:after="0" w:line="276" w:lineRule="auto"/>
+      </w:pPr>
+      <w:r>
+        <w:t>Après le 14 octobre 2014, une telle construction a cessé d'être expressément interdite, toutefois elle n'est pas devenue automatiquement admissible. Pour son application, la preuve des circonstances factuelles de l'infraction prévue par l'art. 212 du CP de l'Ukraine est nécessaire ;</w:t>
       </w:r>
     </w:p>
     <w:p>
@@ -2783,6 +3005,7 @@
         <w:rPr>
           <w:lang w:val="ru-KZ"/>
         </w:rPr>
+        <w:spacing w:before="120" w:after="0" w:line="276" w:lineRule="auto"/>
       </w:pPr>
       <w:r>
         <w:t>Le non-paiement des impôts, non établi dans l'ordre prévu par la loi, ne peut être considéré comme une infraction préalable pour les besoins de l'art. 209 du CP de l'Ukraine ;</w:t>
@@ -2801,6 +3024,7 @@
         <w:rPr>
           <w:lang w:val="ru-KZ"/>
         </w:rPr>
+        <w:spacing w:before="120" w:after="0" w:line="276" w:lineRule="auto"/>
       </w:pPr>
       <w:r>
         <w:t>Même l'établissement du fait du non-paiement des impôts ne crée pas de motif automatique pour l'application de l'art. 209 du CP de l'Ukraine et requiert une preuve distincte de l'origine criminelle du bien concret et de son lien avec l'acte correspondant ;</w:t>
@@ -2819,6 +3043,7 @@
         <w:rPr>
           <w:lang w:val="ru-KZ"/>
         </w:rPr>
+        <w:spacing w:before="120" w:after="0" w:line="276" w:lineRule="auto"/>
       </w:pPr>
       <w:r>
         <w:t>Ainsi, la législation ukrainienne n'admet pas l'utilisation automatique de la thèse du non-paiement des impôts en tant que motif pour la conclusion sur l'origine criminelle des biens au sens de l'art. 209 du CP de l'Ukraine.</w:t>
@@ -2830,6 +3055,7 @@
         <w:rPr>
           <w:lang w:val="ru-KZ"/>
         </w:rPr>
+        <w:spacing w:before="120" w:after="0" w:line="276" w:lineRule="auto"/>
       </w:pPr>
       <w:r/>
     </w:p>
@@ -2847,6 +3073,7 @@
           <w:b/>
           <w:bCs/>
         </w:rPr>
+        <w:spacing w:before="120" w:after="0" w:line="276" w:lineRule="auto"/>
       </w:pPr>
       <w:r>
         <w:t>Conclusions générales.</w:t>
@@ -2862,6 +3089,7 @@
         <w:ind w:left="567" w:hanging="567"/>
         <w:contextualSpacing w:val="0"/>
         <w:jc w:val="both"/>
+        <w:spacing w:before="120" w:after="0" w:line="276" w:lineRule="auto"/>
       </w:pPr>
       <w:r>
         <w:t>En Ukraine, les questions du non-paiement des impôts sont régies selon deux ordres distincts : administratif et pénal.</w:t>
@@ -2873,6 +3101,7 @@
         <w:ind w:left="567"/>
         <w:contextualSpacing w:val="0"/>
         <w:jc w:val="both"/>
+        <w:spacing w:before="120" w:after="0" w:line="276" w:lineRule="auto"/>
       </w:pPr>
       <w:r>
         <w:t>L'ordre administratif détermine l'existence ou l'absence d'une infraction fiscale, et l'ordre pénal — l'existence ou l'absence des éléments constitutifs d'une infraction.</w:t>
@@ -2888,6 +3117,7 @@
         <w:ind w:left="567" w:hanging="567"/>
         <w:contextualSpacing w:val="0"/>
         <w:jc w:val="both"/>
+        <w:spacing w:before="120" w:after="0" w:line="276" w:lineRule="auto"/>
       </w:pPr>
       <w:r>
         <w:t>L'infraction fiscale en Ukraine peut être établie exclusivement par le GNS de l'Ukraine dans l'ordre administratif.</w:t>
@@ -2899,6 +3129,7 @@
         <w:ind w:left="567"/>
         <w:contextualSpacing w:val="0"/>
         <w:jc w:val="both"/>
+        <w:spacing w:before="120" w:after="0" w:line="276" w:lineRule="auto"/>
       </w:pPr>
       <w:r>
         <w:t>Pour ce faire, le GNS doit exercer le contrôle fiscal, mener une vérification, consigner ses résultats et adopter la décision correspondante sous la forme prévue par la loi.</w:t>
@@ -2914,6 +3145,7 @@
         <w:ind w:left="567" w:hanging="567"/>
         <w:contextualSpacing w:val="0"/>
         <w:jc w:val="both"/>
+        <w:spacing w:before="120" w:after="0" w:line="276" w:lineRule="auto"/>
       </w:pPr>
       <w:r>
         <w:t>Sans vérification, procès-verbal de vérification et NUR, l'infraction fiscale dans le champ juridique de l'Ukraine est réputée non établie.</w:t>
@@ -2925,6 +3157,7 @@
         <w:ind w:left="567"/>
         <w:contextualSpacing w:val="0"/>
         <w:jc w:val="both"/>
+        <w:spacing w:before="120" w:after="0" w:line="276" w:lineRule="auto"/>
       </w:pPr>
       <w:r>
         <w:t>Le NUR est la seule forme dans laquelle le GNS détermine l'obligation fiscale.</w:t>
@@ -2940,6 +3173,7 @@
         <w:ind w:left="567" w:hanging="567"/>
         <w:contextualSpacing w:val="0"/>
         <w:jc w:val="both"/>
+        <w:spacing w:before="120" w:after="0" w:line="276" w:lineRule="auto"/>
       </w:pPr>
       <w:r>
         <w:t>La décision du GNS entre en vigueur légale et devient définitive seulement après l'achèvement de la procédure de recours administratif ou judiciaire.</w:t>
@@ -2955,6 +3189,7 @@
         <w:ind w:left="567" w:hanging="567"/>
         <w:contextualSpacing w:val="0"/>
         <w:jc w:val="both"/>
+        <w:spacing w:before="120" w:after="0" w:line="276" w:lineRule="auto"/>
       </w:pPr>
       <w:r>
         <w:t>La loi établit expressément des délais limites de prescription pour la détermination des obligations fiscales et l'application des sanctions financières.</w:t>
@@ -2966,6 +3201,7 @@
         <w:ind w:left="567"/>
         <w:contextualSpacing w:val="0"/>
         <w:jc w:val="both"/>
+        <w:spacing w:before="120" w:after="0" w:line="276" w:lineRule="auto"/>
       </w:pPr>
       <w:r>
         <w:t>À l'expiration de ces délais, le GNS perd le droit de déterminer les conséquences fiscales pour le contribuable.</w:t>
@@ -2981,6 +3217,7 @@
         <w:ind w:left="567" w:hanging="567"/>
         <w:contextualSpacing w:val="0"/>
         <w:jc w:val="both"/>
+        <w:spacing w:before="120" w:after="0" w:line="276" w:lineRule="auto"/>
       </w:pPr>
       <w:r>
         <w:t>Le fait de la soustraction au paiement des impôts en Ukraine peut être établi exclusivement dans le cadre de l'ordre pénal.</w:t>
@@ -2992,6 +3229,7 @@
         <w:ind w:left="567"/>
         <w:contextualSpacing w:val="0"/>
         <w:jc w:val="both"/>
+        <w:spacing w:before="120" w:after="0" w:line="276" w:lineRule="auto"/>
       </w:pPr>
       <w:r>
         <w:t>L'enquête préliminaire d'une telle infraction est effectuée par un organe spécialement habilité.</w:t>
@@ -3007,6 +3245,7 @@
         <w:ind w:left="567" w:hanging="567"/>
         <w:contextualSpacing w:val="0"/>
         <w:jc w:val="both"/>
+        <w:spacing w:before="120" w:after="0" w:line="276" w:lineRule="auto"/>
       </w:pPr>
       <w:r>
         <w:t>La loi établit expressément des délais limites de prescription pour l'engagement de la responsabilité pénale au titre de l'art. 212 du CP de l'Ukraine.</w:t>
@@ -3022,6 +3261,7 @@
         <w:ind w:left="567" w:hanging="567"/>
         <w:contextualSpacing w:val="0"/>
         <w:jc w:val="both"/>
+        <w:spacing w:before="120" w:after="0" w:line="276" w:lineRule="auto"/>
       </w:pPr>
       <w:r>
         <w:t>Sans enquête préliminaire régulière et sans jugement de condamnation du tribunal entré en vigueur légale, le fait de la soustraction au paiement des impôts en Ukraine est juridiquement non établi.</w:t>
@@ -3037,6 +3277,7 @@
         <w:ind w:left="567" w:hanging="567"/>
         <w:contextualSpacing w:val="0"/>
         <w:jc w:val="both"/>
+        <w:spacing w:before="120" w:after="0" w:line="276" w:lineRule="auto"/>
       </w:pPr>
       <w:r>
         <w:t>Par conséquent, en Ukraine, la soustraction au paiement des impôts ne peut être considérée comme établie en dehors des cadres des ordres administratif et pénal expressément prévus par la loi.</w:t>
@@ -3052,6 +3293,7 @@
         <w:ind w:left="567" w:hanging="567"/>
         <w:contextualSpacing w:val="0"/>
         <w:jc w:val="both"/>
+        <w:spacing w:before="120" w:after="0" w:line="276" w:lineRule="auto"/>
       </w:pPr>
       <w:r>
         <w:t>La loi exclut expressément la responsabilité pénale pour la soustraction au paiement des impôts en cas de paiement des impôts et de réparation du préjudice.</w:t>
@@ -3063,6 +3305,7 @@
         <w:ind w:left="567"/>
         <w:contextualSpacing w:val="0"/>
         <w:jc w:val="both"/>
+        <w:spacing w:before="120" w:after="0" w:line="276" w:lineRule="auto"/>
       </w:pPr>
       <w:r>
         <w:t>La responsabilité pénale au titre de l'art. 212 du CP de l'Ukraine ne naît pas automatiquement.</w:t>
@@ -3078,6 +3321,7 @@
         <w:ind w:left="567" w:hanging="567"/>
         <w:contextualSpacing w:val="0"/>
         <w:jc w:val="both"/>
+        <w:spacing w:before="120" w:after="0" w:line="276" w:lineRule="auto"/>
       </w:pPr>
       <w:r>
         <w:t>La soustraction au paiement des impôts n'est pas une infraction préalable pour le blanchiment de fonds sans son établissement régulier dans l'ordre fixé par la loi.</w:t>
@@ -3093,6 +3337,7 @@
         <w:ind w:left="567" w:hanging="567"/>
         <w:contextualSpacing w:val="0"/>
         <w:jc w:val="both"/>
+        <w:spacing w:before="120" w:after="0" w:line="276" w:lineRule="auto"/>
       </w:pPr>
       <w:r>
         <w:t>En l'absence de fait établi de soustraction au paiement des impôts, sont absents tous fondements juridiques pour considérer les fonds comme obtenus par voie criminelle.</w:t>
@@ -3108,12 +3353,14 @@
           <w:sz w:val="20"/>
           <w:szCs w:val="20"/>
         </w:rPr>
+        <w:spacing w:before="120" w:after="0" w:line="276" w:lineRule="auto"/>
       </w:pPr>
       <w:r/>
     </w:p>
     <w:p>
       <w:pPr>
         <w:jc w:val="both"/>
+        <w:spacing w:before="120" w:after="0" w:line="276" w:lineRule="auto"/>
       </w:pPr>
       <w:r>
         <w:t>_____________________________________</w:t>
@@ -3128,9 +3375,10 @@
           <w:sz w:val="20"/>
           <w:szCs w:val="20"/>
         </w:rPr>
-      </w:pPr>
-      <w:r>
-        <w:t>1 Impression d'un extrait de l'art. 212 du CP de l'Ukraine dans la rédaction du 03/03/2016</w:t>
+        <w:spacing w:before="120" w:after="0" w:line="276" w:lineRule="auto"/>
+      </w:pPr>
+      <w:r>
+        <w:t>1 Impression d'un extrait de l'art. 212 du CP de l'Ukraine dans la rédaction du 3 mars 2016</w:t>
       </w:r>
     </w:p>
     <w:p>
@@ -3142,19 +3390,22 @@
           <w:sz w:val="20"/>
           <w:szCs w:val="20"/>
         </w:rPr>
-      </w:pPr>
-      <w:r>
-        <w:t>2 Impression d'un extrait de l'art. 212 du CP de l'Ukraine dans la rédaction du 17/07/2025 (actuelle)</w:t>
-      </w:r>
-    </w:p>
-    <w:p>
-      <w:pPr>
-        <w:jc w:val="both"/>
+        <w:spacing w:before="120" w:after="0" w:line="276" w:lineRule="auto"/>
+      </w:pPr>
+      <w:r>
+        <w:t>2 Impression d'un extrait de l'art. 212 du CP de l'Ukraine dans la rédaction du 17 juillet 2025 (actuelle)</w:t>
+      </w:r>
+    </w:p>
+    <w:p>
+      <w:pPr>
+        <w:jc w:val="both"/>
+        <w:spacing w:before="120" w:after="0" w:line="276" w:lineRule="auto"/>
       </w:pPr>
       <w:r/>
     </w:p>
     <w:sectPr>
       <w:footerReference w:type="default" r:id="rId8"/>
+      <w:headerReference w:type="default" r:id="rId11"/>
       <w:pgSz w:w="11906" w:h="16838"/>
       <w:pgMar w:top="567" w:right="1134" w:bottom="1134" w:left="2126" w:header="709" w:footer="709" w:gutter="0"/>
       <w:cols w:space="708"/>
@@ -3255,6 +3506,16 @@
     </w:p>
   </w:footnote>
 </w:footnotes>
+</file>
+
+<file path=word/header1.xml><?xml version="1.0" encoding="utf-8"?>
+<w:hdr xmlns:m="http://schemas.openxmlformats.org/officeDocument/2006/math" xmlns:mc="http://schemas.openxmlformats.org/markup-compatibility/2006" xmlns:mo="http://schemas.microsoft.com/office/mac/office/2008/main" xmlns:mv="urn:schemas-microsoft-com:mac:vml" xmlns:o="urn:schemas-microsoft-com:office:office" xmlns:r="http://schemas.openxmlformats.org/officeDocument/2006/relationships" xmlns:v="urn:schemas-microsoft-com:vml" xmlns:w10="urn:schemas-microsoft-com:office:word" xmlns:w14="http://schemas.microsoft.com/office/word/2010/wordml" xmlns:w="http://schemas.openxmlformats.org/wordprocessingml/2006/main" xmlns:wne="http://schemas.microsoft.com/office/word/2006/wordml" xmlns:wp14="http://schemas.microsoft.com/office/word/2010/wordprocessingDrawing" xmlns:wp="http://schemas.openxmlformats.org/drawingml/2006/wordprocessingDrawing" xmlns:wpc="http://schemas.microsoft.com/office/word/2010/wordprocessingCanvas" xmlns:wpg="http://schemas.microsoft.com/office/word/2010/wordprocessingGroup" xmlns:wpi="http://schemas.microsoft.com/office/word/2010/wordprocessingInk" xmlns:wps="http://schemas.microsoft.com/office/word/2010/wordprocessingShape" mc:Ignorable="w14 wp14">
+  <w:p>
+    <w:pPr>
+      <w:pStyle w:val="Header"/>
+    </w:pPr>
+  </w:p>
+</w:hdr>
 </file>
 
 <file path=word/numbering.xml><?xml version="1.0" encoding="utf-8"?>
@@ -8482,7 +8743,7 @@
     <w:qFormat/>
     <w:rsid w:val="00B01DA0"/>
     <w:pPr>
-      <w:spacing w:before="120" w:after="0" w:line="240" w:lineRule="auto"/>
+      <w:spacing w:before="120" w:after="0" w:line="276" w:lineRule="auto"/>
     </w:pPr>
     <w:rPr>
       <w:rFonts w:ascii="Cambria" w:hAnsi="Cambria"/>
@@ -8611,6 +8872,7 @@
     <w:pPr>
       <w:ind w:left="720"/>
       <w:contextualSpacing/>
+      <w:spacing w:before="120" w:after="0" w:line="276" w:lineRule="auto"/>
     </w:pPr>
   </w:style>
   <w:style w:type="character" w:customStyle="1" w:styleId="30">

--- a/Задача від 14.10.2026 переклад французька/2. Позиции и аналитические материалы по существу расследования/20260324 Position sur le volet Fiscalite theorique.docx
+++ b/Задача від 14.10.2026 переклад французька/2. Позиции и аналитические материалы по существу расследования/20260324 Position sur le volet Fiscalite theorique.docx
@@ -3407,7 +3407,7 @@
       <w:footerReference w:type="default" r:id="rId8"/>
       <w:headerReference w:type="default" r:id="rId11"/>
       <w:pgSz w:w="11906" w:h="16838"/>
-      <w:pgMar w:top="567" w:right="1134" w:bottom="1134" w:left="2126" w:header="709" w:footer="709" w:gutter="0"/>
+      <w:pgMar w:top="1134" w:right="1134" w:bottom="1134" w:left="2126" w:header="709" w:footer="709" w:gutter="0"/>
       <w:cols w:space="708"/>
       <w:docGrid w:linePitch="360"/>
     </w:sectPr>
